--- a/导出_Word/Matbox_开发包标准_V2.0.docx
+++ b/导出_Word/Matbox_开发包标准_V2.0.docx
@@ -3402,7 +3402,7 @@
         <w:pStyle w:val="Heading2"/>
       </w:pPr>
       <w:r>
-        <w:t>5｜开发前 · 31 条</w:t>
+        <w:t>5｜开发前 · 33 条</w:t>
       </w:r>
     </w:p>
     <w:p>
@@ -4273,7 +4273,7 @@
         <w:pStyle w:val="Heading3"/>
       </w:pPr>
       <w:r>
-        <w:t>5.2 现实类 R1~R8、R10、R11（文档说了不算，要去问真实世界）</w:t>
+        <w:t>5.2 现实类 R1~R8、R10~R13（文档说了不算，要去问真实世界）</w:t>
       </w:r>
     </w:p>
     <w:p>
@@ -4658,6 +4658,70 @@
           </w:p>
         </w:tc>
       </w:tr>
+      <w:tr>
+        <w:tc>
+          <w:tcPr>
+            <w:tcW w:type="dxa" w:w="2880"/>
+          </w:tcPr>
+          <w:p>
+            <w:r>
+              <w:t>R12</w:t>
+            </w:r>
+          </w:p>
+        </w:tc>
+        <w:tc>
+          <w:tcPr>
+            <w:tcW w:type="dxa" w:w="2880"/>
+          </w:tcPr>
+          <w:p>
+            <w:r>
+              <w:t>[每模块] 我用了谁 · 说到段</w:t>
+            </w:r>
+          </w:p>
+        </w:tc>
+        <w:tc>
+          <w:tcPr>
+            <w:tcW w:type="dxa" w:w="2880"/>
+          </w:tcPr>
+          <w:p>
+            <w:r>
+              <w:t>本包每条出边必须指到子功能级编号（CRED-F003），只写 F-CRED-001 算没说清楚。0 条出边不判绿，判「无从判起」（空表假绿 F6）</w:t>
+            </w:r>
+          </w:p>
+        </w:tc>
+      </w:tr>
+      <w:tr>
+        <w:tc>
+          <w:tcPr>
+            <w:tcW w:type="dxa" w:w="2880"/>
+          </w:tcPr>
+          <w:p>
+            <w:r>
+              <w:t>R13</w:t>
+            </w:r>
+          </w:p>
+        </w:tc>
+        <w:tc>
+          <w:tcPr>
+            <w:tcW w:type="dxa" w:w="2880"/>
+          </w:tcPr>
+          <w:p>
+            <w:r>
+              <w:t>[每模块] 谁在用我 · 有人声明</w:t>
+            </w:r>
+          </w:p>
+        </w:tc>
+        <w:tc>
+          <w:tcPr>
+            <w:tcW w:type="dxa" w:w="2880"/>
+          </w:tcPr>
+          <w:p>
+            <w:r>
+              <w:t>正文自称「被 X 消费」却零入边 = 登记表缺了。入边只能由用的人写，不许本包自己补</w:t>
+            </w:r>
+          </w:p>
+        </w:tc>
+      </w:tr>
     </w:tbl>
     <w:p>
       <w:pPr>
@@ -4842,6 +4906,365 @@
           <w:color w:val="555555"/>
         </w:rPr>
         <w:t>R9 见上。</w:t>
+      </w:r>
+    </w:p>
+    <w:p>
+      <w:pPr>
+        <w:pStyle w:val="Heading3"/>
+      </w:pPr>
+      <w:r>
+        <w:t>5.2a 依赖关系分两个方向，各自由不同的人填（用户 2026-09-10 定）</w:t>
+      </w:r>
+    </w:p>
+    <w:p>
+      <w:r>
+        <w:t>用户原话：「我隐约感觉依赖关系还是有问题，是不是应该分为我依赖的，依赖我的啊？」</w:t>
+      </w:r>
+    </w:p>
+    <w:p>
+      <w:r>
+        <w:t>——是。而且比"分两段陈列"更深一层：两个方向的数据必须由不同的人产生。</w:t>
+      </w:r>
+    </w:p>
+    <w:tbl>
+      <w:tblPr>
+        <w:tblStyle w:val="TableGrid"/>
+        <w:tblW w:type="auto" w:w="0"/>
+        <w:tblLook w:firstColumn="1" w:firstRow="1" w:lastColumn="0" w:lastRow="0" w:noHBand="0" w:noVBand="1" w:val="04A0"/>
+      </w:tblPr>
+      <w:tblGrid>
+        <w:gridCol w:w="2160"/>
+        <w:gridCol w:w="2160"/>
+        <w:gridCol w:w="2160"/>
+        <w:gridCol w:w="2160"/>
+      </w:tblGrid>
+      <w:tr>
+        <w:tc>
+          <w:tcPr>
+            <w:tcW w:type="dxa" w:w="2160"/>
+          </w:tcPr>
+          <w:p>
+            <w:r>
+              <w:rPr>
+                <w:b/>
+              </w:rPr>
+              <w:t>方向</w:t>
+            </w:r>
+          </w:p>
+        </w:tc>
+        <w:tc>
+          <w:tcPr>
+            <w:tcW w:type="dxa" w:w="2160"/>
+          </w:tcPr>
+          <w:p>
+            <w:r>
+              <w:rPr>
+                <w:b/>
+              </w:rPr>
+              <w:t>界面上叫</w:t>
+            </w:r>
+          </w:p>
+        </w:tc>
+        <w:tc>
+          <w:tcPr>
+            <w:tcW w:type="dxa" w:w="2160"/>
+          </w:tcPr>
+          <w:p>
+            <w:r>
+              <w:rPr>
+                <w:b/>
+              </w:rPr>
+              <w:t>谁填</w:t>
+            </w:r>
+          </w:p>
+        </w:tc>
+        <w:tc>
+          <w:tcPr>
+            <w:tcW w:type="dxa" w:w="2160"/>
+          </w:tcPr>
+          <w:p>
+            <w:r>
+              <w:rPr>
+                <w:b/>
+              </w:rPr>
+              <w:t>它回答的问题</w:t>
+            </w:r>
+          </w:p>
+        </w:tc>
+      </w:tr>
+      <w:tr>
+        <w:tc>
+          <w:tcPr>
+            <w:tcW w:type="dxa" w:w="2160"/>
+          </w:tcPr>
+          <w:p>
+            <w:r>
+              <w:t>出边</w:t>
+            </w:r>
+          </w:p>
+        </w:tc>
+        <w:tc>
+          <w:tcPr>
+            <w:tcW w:type="dxa" w:w="2160"/>
+          </w:tcPr>
+          <w:p>
+            <w:r>
+              <w:t>我用了谁</w:t>
+            </w:r>
+          </w:p>
+        </w:tc>
+        <w:tc>
+          <w:tcPr>
+            <w:tcW w:type="dxa" w:w="2160"/>
+          </w:tcPr>
+          <w:p>
+            <w:r>
+              <w:t>本包自己，连同「怎么接」「解决什么问题」</w:t>
+            </w:r>
+          </w:p>
+        </w:tc>
+        <w:tc>
+          <w:tcPr>
+            <w:tcW w:type="dxa" w:w="2160"/>
+          </w:tcPr>
+          <w:p>
+            <w:r>
+              <w:t>我等谁才能开工</w:t>
+            </w:r>
+          </w:p>
+        </w:tc>
+      </w:tr>
+      <w:tr>
+        <w:tc>
+          <w:tcPr>
+            <w:tcW w:type="dxa" w:w="2160"/>
+          </w:tcPr>
+          <w:p>
+            <w:r>
+              <w:t>入边</w:t>
+            </w:r>
+          </w:p>
+        </w:tc>
+        <w:tc>
+          <w:tcPr>
+            <w:tcW w:type="dxa" w:w="2160"/>
+          </w:tcPr>
+          <w:p>
+            <w:r>
+              <w:t>谁在用我</w:t>
+            </w:r>
+          </w:p>
+        </w:tc>
+        <w:tc>
+          <w:tcPr>
+            <w:tcW w:type="dxa" w:w="2160"/>
+          </w:tcPr>
+          <w:p>
+            <w:r>
+              <w:t>一律由别人的声明汇总而来，本包不许填</w:t>
+            </w:r>
+          </w:p>
+        </w:tc>
+        <w:tc>
+          <w:tcPr>
+            <w:tcW w:type="dxa" w:w="2160"/>
+          </w:tcPr>
+          <w:p>
+            <w:r>
+              <w:t>我改了会炸谁</w:t>
+            </w:r>
+          </w:p>
+        </w:tc>
+      </w:tr>
+    </w:tbl>
+    <w:p>
+      <w:r>
+        <w:t>为什么入边不许本包填：只有用的人知道自己用了哪一段、怎么接、解决什么问题。</w:t>
+      </w:r>
+    </w:p>
+    <w:p>
+      <w:r>
+        <w:t>本包替别人写「它怎么接我」，写出来的是猜的。这是消费者驱动契约的老规矩</w:t>
+      </w:r>
+    </w:p>
+    <w:p>
+      <w:r>
+        <w:t>（Pact：消费方声明它真正用到的交互，提供方只负责验证能不能满足），</w:t>
+      </w:r>
+    </w:p>
+    <w:p>
+      <w:r>
+        <w:t>Backstage 也是同一套——dependsOn/dependencyOf、consumesApi/apiConsumedBy</w:t>
+      </w:r>
+    </w:p>
+    <w:p>
+      <w:r>
+        <w:t>成对存储，各由各自实体的所有者声明。</w:t>
+      </w:r>
+    </w:p>
+    <w:p>
+      <w:r>
+        <w:t>为什么不叫「上游 / 下游」：这组词在依赖语境里业界自己都吵——</w:t>
+      </w:r>
+    </w:p>
+    <w:p>
+      <w:r>
+        <w:t>有人按依赖方向讲，有人按价值流方向讲。GitHub 干脆绕开它，</w:t>
+      </w:r>
+    </w:p>
+    <w:p>
+      <w:r>
+        <w:t>两个 tab 直接叫 Dependencies / Dependents。我们用主谓宾：</w:t>
+      </w:r>
+    </w:p>
+    <w:p>
+      <w:r>
+        <w:t>「我用了谁 / 谁在用我」，方向写在句子结构里，读一遍就定了。</w:t>
+      </w:r>
+    </w:p>
+    <w:p>
+      <w:r>
+        <w:t>三条机器拦（缺一条这一节就只是文字）：</w:t>
+      </w:r>
+    </w:p>
+    <w:p>
+      <w:r>
+        <w:t>1. R12 ——出边必须说到段。只写「用这个包」= 没说清楚。</w:t>
+      </w:r>
+    </w:p>
+    <w:p>
+      <w:r>
+        <w:t>2. R13 ——正文自称「被 X 消费」却零入边 = 登记表缺了；要补的是别人那几页。</w:t>
+      </w:r>
+    </w:p>
+    <w:p>
+      <w:r>
+        <w:t>3. 解析对账 ——_build_dep_graph.py 收尾时核对：登记表里首格带编号的行，</w:t>
+      </w:r>
+    </w:p>
+    <w:p>
+      <w:r>
+        <w:t xml:space="preserve">   一行都不许没被解析到；对不上就不出图。</w:t>
+      </w:r>
+    </w:p>
+    <w:p>
+      <w:pPr>
+        <w:ind w:left="360"/>
+      </w:pPr>
+      <w:r>
+        <w:rPr>
+          <w:i/>
+          <w:color w:val="555555"/>
+        </w:rPr>
+        <w:t>这三条是被真事逼出来的（2026-09-10）：</w:t>
+      </w:r>
+    </w:p>
+    <w:p>
+      <w:pPr>
+        <w:ind w:left="360"/>
+      </w:pPr>
+      <w:r>
+        <w:rPr>
+          <w:i/>
+          <w:color w:val="555555"/>
+        </w:rPr>
+        <w:t>F-LOC-001 那一行的编号写成了 | F-LOC-001 |（加粗），</w:t>
+      </w:r>
+    </w:p>
+    <w:p>
+      <w:pPr>
+        <w:ind w:left="360"/>
+      </w:pPr>
+      <w:r>
+        <w:rPr>
+          <w:i/>
+          <w:color w:val="555555"/>
+        </w:rPr>
+        <w:t>而解析器的正则只认裸编号，整行从头到尾没被读过——</w:t>
+      </w:r>
+    </w:p>
+    <w:p>
+      <w:pPr>
+        <w:ind w:left="360"/>
+      </w:pPr>
+      <w:r>
+        <w:rPr>
+          <w:i/>
+          <w:color w:val="555555"/>
+        </w:rPr>
+        <w:t>丢的不是一条边，是一个模块（全球多语言，20 个工作包），</w:t>
+      </w:r>
+    </w:p>
+    <w:p>
+      <w:pPr>
+        <w:ind w:left="360"/>
+      </w:pPr>
+      <w:r>
+        <w:rPr>
+          <w:i/>
+          <w:color w:val="555555"/>
+        </w:rPr>
+        <w:t>连同 F-PLAT-001、F-MEM-001 一共三行。</w:t>
+      </w:r>
+    </w:p>
+    <w:p>
+      <w:pPr>
+        <w:ind w:left="360"/>
+      </w:pPr>
+      <w:r>
+        <w:rPr>
+          <w:i/>
+          <w:color w:val="555555"/>
+        </w:rPr>
+        <w:t>图上看不出任何异常：别人指向它们的边照样在，只是名字是空的，</w:t>
+      </w:r>
+    </w:p>
+    <w:p>
+      <w:pPr>
+        <w:ind w:left="360"/>
+      </w:pPr>
+      <w:r>
+        <w:rPr>
+          <w:i/>
+          <w:color w:val="555555"/>
+        </w:rPr>
+        <w:t>而空名字没人会当成故障。</w:t>
+      </w:r>
+    </w:p>
+    <w:p>
+      <w:pPr>
+        <w:ind w:left="360"/>
+      </w:pPr>
+      <w:r>
+        <w:rPr>
+          <w:i/>
+          <w:color w:val="555555"/>
+        </w:rPr>
+        <w:t>同一次还查出登记表里有三张列含义完全不同的表，</w:t>
+      </w:r>
+    </w:p>
+    <w:p>
+      <w:pPr>
+        <w:ind w:left="360"/>
+      </w:pPr>
+      <w:r>
+        <w:rPr>
+          <w:i/>
+          <w:color w:val="555555"/>
+        </w:rPr>
+        <w:t>一把正则通吃会把补录表第二列的「9 份（AI员工身份…）」当成模块名字——</w:t>
+      </w:r>
+    </w:p>
+    <w:p>
+      <w:pPr>
+        <w:ind w:left="360"/>
+      </w:pPr>
+      <w:r>
+        <w:rPr>
+          <w:i/>
+          <w:color w:val="555555"/>
+        </w:rPr>
+        <w:t>列错位比读不到更坏：读不到还知道自己没读到，错位会一路当成真数据往下传。</w:t>
       </w:r>
     </w:p>
     <w:p>
@@ -5092,7 +5515,7 @@
         <w:pStyle w:val="Heading3"/>
       </w:pPr>
       <w:r>
-        <w:t>5.3 每个模块判的必须是同一份 31 条（可当场核对）</w:t>
+        <w:t>5.3 每个模块判的必须是同一份 33 条（可当场核对）</w:t>
       </w:r>
     </w:p>
     <w:p>
@@ -5102,11 +5525,11 @@
           <w:color w:val="333333"/>
           <w:sz w:val="17"/>
         </w:rPr>
-        <w:t>DQ   31 条 {ok: 31}</w:t>
+        <w:t>DQ   33 条 {ok: 31}</w:t>
         <w:br/>
-        <w:t>LOC  31 条 {ok: 31}</w:t>
+        <w:t>LOC  33 条 {ok: 30}</w:t>
         <w:br/>
-        <w:t>ZZ   31 条 {ok: 12, no: 16, na: 3}   ← na 是哨兵的 R6/R7/R8，显式 ⏭</w:t>
+        <w:t>ZZ   33 条 {ok: 12, no: 16, na: 5}   ← na 是哨兵的 R6/R7/R8/R12/R13，显式 ⏭</w:t>
       </w:r>
     </w:p>
     <w:p>
@@ -6587,7 +7010,7 @@
           </w:tcPr>
           <w:p>
             <w:r>
-              <w:t>31 条的状态徽章，不用点开也不用悬停就能看见</w:t>
+              <w:t>33 条的状态徽章，不用点开也不用悬停就能看见</w:t>
             </w:r>
           </w:p>
         </w:tc>

--- a/导出_Word/Matbox_开发包标准_V2.0.docx
+++ b/导出_Word/Matbox_开发包标准_V2.0.docx
@@ -5145,6 +5145,46 @@
     <w:p>
       <w:r>
         <w:t xml:space="preserve">   一行都不许没被解析到；对不上就不出图。</w:t>
+      </w:r>
+    </w:p>
+    <w:p>
+      <w:r>
+        <w:t>反向测试：_negtest_dep_rules.py（9 个变异体，9/9 杀死）。</w:t>
+      </w:r>
+    </w:p>
+    <w:p>
+      <w:r>
+        <w:t>造变异体的意义在这里体现过一次：其中一个「让 CRED 真的声明用到 LOC-F001</w:t>
+      </w:r>
+    </w:p>
+    <w:p>
+      <w:r>
+        <w:t>→ R13 应当转绿」本该被杀死，结果活了下来——查出子功能索引只扫</w:t>
+      </w:r>
+    </w:p>
+    <w:p>
+      <w:r>
+        <w:t>docs/Matbox_*.md，而 LOC 的功能清单在 docs/全球多语言/ 子目录里，</w:t>
+      </w:r>
+    </w:p>
+    <w:p>
+      <w:r>
+        <w:t>glob 扫不到，于是 LOC 的 20 个子功能一个都没进索引，</w:t>
+      </w:r>
+    </w:p>
+    <w:p>
+      <w:r>
+        <w:t>谁声明用 LOC-F003 都会被判成断头线。</w:t>
+      </w:r>
+    </w:p>
+    <w:p>
+      <w:r>
+        <w:t>索引改为先读工作包（docs/工作包/&lt;MOD&gt;/&lt;ID&gt;.md 首行固定是 # &lt;ID&gt; · 名字，</w:t>
+      </w:r>
+    </w:p>
+    <w:p>
+      <w:r>
+        <w:t>每个功能一份，本来就是要交出去的那份），159 个子功能全部到位。</w:t>
       </w:r>
     </w:p>
     <w:p>

--- a/导出_Word/Matbox_开发包标准_V2.0.docx
+++ b/导出_Word/Matbox_开发包标准_V2.0.docx
@@ -5145,6 +5145,153 @@
     <w:p>
       <w:r>
         <w:t xml:space="preserve">   一行都不许没被解析到；对不上就不出图。</w:t>
+      </w:r>
+    </w:p>
+    <w:p>
+      <w:r>
+        <w:t>归属只有一个事实源：docs/工作包/&lt;MOD&gt;/，不许按编号长相猜。</w:t>
+      </w:r>
+    </w:p>
+    <w:p>
+      <w:r>
+        <w:t>两端属于同一个包的边不是依赖，收尾时断言必须为零。</w:t>
+      </w:r>
+    </w:p>
+    <w:p>
+      <w:pPr>
+        <w:ind w:left="360"/>
+      </w:pPr>
+      <w:r>
+        <w:rPr>
+          <w:i/>
+          <w:color w:val="555555"/>
+        </w:rPr>
+        <w:t>为什么这两条要单独写（2026-09-10 第三方复算查出来）：</w:t>
+      </w:r>
+    </w:p>
+    <w:p>
+      <w:pPr>
+        <w:ind w:left="360"/>
+      </w:pPr>
+      <w:r>
+        <w:rPr>
+          <w:i/>
+          <w:color w:val="555555"/>
+        </w:rPr>
+        <w:t>CRED 的功能叫 CRED-F003，DQ 的功能叫 F-DQ-003 —— 长得跟模块一模一样。</w:t>
+      </w:r>
+    </w:p>
+    <w:p>
+      <w:pPr>
+        <w:ind w:left="360"/>
+      </w:pPr>
+      <w:r>
+        <w:rPr>
+          <w:i/>
+          <w:color w:val="555555"/>
+        </w:rPr>
+        <w:t>按长相判，F-DQ-003 就成了一个独立的包。后果是同一页上两种错叠在一起：</w:t>
+      </w:r>
+    </w:p>
+    <w:p>
+      <w:pPr>
+        <w:ind w:left="360"/>
+      </w:pPr>
+      <w:r>
+        <w:rPr>
+          <w:i/>
+          <w:color w:val="555555"/>
+        </w:rPr>
+        <w:t>DQ 页面「谁在用我」显示 8 行，其中 5 行是 DQ 自己的功能冒充外部消费方</w:t>
+      </w:r>
+    </w:p>
+    <w:p>
+      <w:pPr>
+        <w:ind w:left="360"/>
+      </w:pPr>
+      <w:r>
+        <w:rPr>
+          <w:i/>
+          <w:color w:val="555555"/>
+        </w:rPr>
+        <w:t>（F-DQ-003/004/005/008/009），同时 5 个真外部消费方一个都没显示</w:t>
+      </w:r>
+    </w:p>
+    <w:p>
+      <w:pPr>
+        <w:ind w:left="360"/>
+      </w:pPr>
+      <w:r>
+        <w:rPr>
+          <w:i/>
+          <w:color w:val="555555"/>
+        </w:rPr>
+        <w:t>（COST→F-DQ-012、CRED→F-DQ-003、RELEASE→F-DQ-006、</w:t>
+      </w:r>
+    </w:p>
+    <w:p>
+      <w:pPr>
+        <w:ind w:left="360"/>
+      </w:pPr>
+      <w:r>
+        <w:rPr>
+          <w:i/>
+          <w:color w:val="555555"/>
+        </w:rPr>
+        <w:t>VIZ-002→F-DQ-002、VIZ-005→F-DQ-009）。</w:t>
+      </w:r>
+    </w:p>
+    <w:p>
+      <w:pPr>
+        <w:ind w:left="360"/>
+      </w:pPr>
+      <w:r>
+        <w:rPr>
+          <w:i/>
+          <w:color w:val="555555"/>
+        </w:rPr>
+        <w:t>两边数字都是 8 —— 只对数字的检查永远抓不到这种错，必须逐条对内容。</w:t>
+      </w:r>
+    </w:p>
+    <w:p>
+      <w:pPr>
+        <w:ind w:left="360"/>
+      </w:pPr>
+    </w:p>
+    <w:p>
+      <w:pPr>
+        <w:ind w:left="360"/>
+      </w:pPr>
+      <w:r>
+        <w:rPr>
+          <w:i/>
+          <w:color w:val="555555"/>
+        </w:rPr>
+        <w:t>顺带一条：页面上说「哪个包」的位置，名字要取 modules.json 的模块名。</w:t>
+      </w:r>
+    </w:p>
+    <w:p>
+      <w:pPr>
+        <w:ind w:left="360"/>
+      </w:pPr>
+      <w:r>
+        <w:rPr>
+          <w:i/>
+          <w:color w:val="555555"/>
+        </w:rPr>
+        <w:t>登记表那一行的名字是功能名：DQ 原来显示成</w:t>
+      </w:r>
+    </w:p>
+    <w:p>
+      <w:pPr>
+        <w:ind w:left="360"/>
+      </w:pPr>
+      <w:r>
+        <w:rPr>
+          <w:i/>
+          <w:color w:val="555555"/>
+        </w:rPr>
+        <w:t>「Dev Quality Run Orchestrator」，那是包里第一个功能，不是包名。</w:t>
       </w:r>
     </w:p>
     <w:p>

--- a/导出_Word/Matbox_开发包标准_V2.0.docx
+++ b/导出_Word/Matbox_开发包标准_V2.0.docx
@@ -5296,7 +5296,7 @@
     </w:p>
     <w:p>
       <w:r>
-        <w:t>反向测试：_negtest_dep_rules.py（9 个变异体，9/9 杀死）。</w:t>
+        <w:t>反向测试：_negtest_dep_rules.py（13 个变异体，13/13 杀死）。</w:t>
       </w:r>
     </w:p>
     <w:p>
@@ -7385,6 +7385,58 @@
           </w:tcPr>
           <w:p>
             <w:r>
+              <w:t>DEP</w:t>
+            </w:r>
+          </w:p>
+        </w:tc>
+        <w:tc>
+          <w:tcPr>
+            <w:tcW w:type="dxa" w:w="1728"/>
+          </w:tcPr>
+          <w:p>
+            <w:r>
+              <w:t>依赖关系</w:t>
+            </w:r>
+          </w:p>
+        </w:tc>
+        <w:tc>
+          <w:tcPr>
+            <w:tcW w:type="dxa" w:w="1728"/>
+          </w:tcPr>
+          <w:p>
+            <w:r>
+              <w:t>两个方向各一张卡：① 谁在用我（扇入）② 我用了谁（扇出）。两张卡同一套壳、同一套六列表；0 条也照样画整块，见 8.2a</w:t>
+            </w:r>
+          </w:p>
+        </w:tc>
+        <w:tc>
+          <w:tcPr>
+            <w:tcW w:type="dxa" w:w="1728"/>
+          </w:tcPr>
+          <w:p>
+            <w:r>
+              <w:t>dep_graph.json（唯一来源，抄自登记表「依赖」列）</w:t>
+            </w:r>
+          </w:p>
+        </w:tc>
+        <w:tc>
+          <w:tcPr>
+            <w:tcW w:type="dxa" w:w="1728"/>
+          </w:tcPr>
+          <w:p>
+            <w:r>
+              <w:t>C17</w:t>
+            </w:r>
+          </w:p>
+        </w:tc>
+      </w:tr>
+      <w:tr>
+        <w:tc>
+          <w:tcPr>
+            <w:tcW w:type="dxa" w:w="1728"/>
+          </w:tcPr>
+          <w:p>
+            <w:r>
               <w:t>E</w:t>
             </w:r>
           </w:p>
@@ -7433,7 +7485,12 @@
     </w:tbl>
     <w:p>
       <w:r>
-        <w:t>顺序不许变：A（先拿东西）→ B（一眼看齐不齐）→ B2（逐条核实）→ C（完整资料）→ D → E。</w:t>
+        <w:t>顺序不许变：A（先拿东西）→ B（一眼看齐不齐）→ B2（逐条核实）→ C（完整资料）→ D → DEP → E。</w:t>
+      </w:r>
+    </w:p>
+    <w:p>
+      <w:r>
+        <w:t>界面上对应四个 tab：1 开发前（A/B/B2/C）· 2 开发中（D）· 3 依赖关系（DEP）· 4 运行中（E）。</w:t>
       </w:r>
     </w:p>
     <w:p>
@@ -8006,6 +8063,302 @@
         </w:tc>
       </w:tr>
     </w:tbl>
+    <w:p>
+      <w:pPr>
+        <w:pStyle w:val="Heading3"/>
+      </w:pPr>
+      <w:r>
+        <w:t>8.2a 依赖关系那两张卡，每张装什么</w:t>
+      </w:r>
+    </w:p>
+    <w:p>
+      <w:r>
+        <w:t>两个方向的数据由不同的人产生（模型见 §5.2a），所以界面上必须是两张对等的卡，</w:t>
+      </w:r>
+    </w:p>
+    <w:p>
+      <w:r>
+        <w:t>不是一段文字里提两句。</w:t>
+      </w:r>
+    </w:p>
+    <w:tbl>
+      <w:tblPr>
+        <w:tblStyle w:val="TableGrid"/>
+        <w:tblW w:type="auto" w:w="0"/>
+        <w:tblLook w:firstColumn="1" w:firstRow="1" w:lastColumn="0" w:lastRow="0" w:noHBand="0" w:noVBand="1" w:val="04A0"/>
+      </w:tblPr>
+      <w:tblGrid>
+        <w:gridCol w:w="2160"/>
+        <w:gridCol w:w="2160"/>
+        <w:gridCol w:w="2160"/>
+        <w:gridCol w:w="2160"/>
+      </w:tblGrid>
+      <w:tr>
+        <w:tc>
+          <w:tcPr>
+            <w:tcW w:type="dxa" w:w="2160"/>
+          </w:tcPr>
+          <w:p>
+            <w:r>
+              <w:rPr>
+                <w:b/>
+              </w:rPr>
+              <w:t>卡</w:t>
+            </w:r>
+          </w:p>
+        </w:tc>
+        <w:tc>
+          <w:tcPr>
+            <w:tcW w:type="dxa" w:w="2160"/>
+          </w:tcPr>
+          <w:p>
+            <w:r>
+              <w:rPr>
+                <w:b/>
+              </w:rPr>
+              <w:t>标题</w:t>
+            </w:r>
+          </w:p>
+        </w:tc>
+        <w:tc>
+          <w:tcPr>
+            <w:tcW w:type="dxa" w:w="2160"/>
+          </w:tcPr>
+          <w:p>
+            <w:r>
+              <w:rPr>
+                <w:b/>
+              </w:rPr>
+              <w:t>装什么</w:t>
+            </w:r>
+          </w:p>
+        </w:tc>
+        <w:tc>
+          <w:tcPr>
+            <w:tcW w:type="dxa" w:w="2160"/>
+          </w:tcPr>
+          <w:p>
+            <w:r>
+              <w:rPr>
+                <w:b/>
+              </w:rPr>
+              <w:t>缺的格子归谁</w:t>
+            </w:r>
+          </w:p>
+        </w:tc>
+      </w:tr>
+      <w:tr>
+        <w:tc>
+          <w:tcPr>
+            <w:tcW w:type="dxa" w:w="2160"/>
+          </w:tcPr>
+          <w:p>
+            <w:r>
+              <w:t>①</w:t>
+            </w:r>
+          </w:p>
+        </w:tc>
+        <w:tc>
+          <w:tcPr>
+            <w:tcW w:type="dxa" w:w="2160"/>
+          </w:tcPr>
+          <w:p>
+            <w:r>
+              <w:t>谁在用我</w:t>
+            </w:r>
+          </w:p>
+        </w:tc>
+        <w:tc>
+          <w:tcPr>
+            <w:tcW w:type="dxa" w:w="2160"/>
+          </w:tcPr>
+          <w:p>
+            <w:r>
+              <w:t>别人用到本包的哪一段、怎么接、解决什么问题</w:t>
+            </w:r>
+          </w:p>
+        </w:tc>
+        <w:tc>
+          <w:tcPr>
+            <w:tcW w:type="dxa" w:w="2160"/>
+          </w:tcPr>
+          <w:p>
+            <w:r>
+              <w:t>归那个消费方，不归本包</w:t>
+            </w:r>
+          </w:p>
+        </w:tc>
+      </w:tr>
+      <w:tr>
+        <w:tc>
+          <w:tcPr>
+            <w:tcW w:type="dxa" w:w="2160"/>
+          </w:tcPr>
+          <w:p>
+            <w:r>
+              <w:t>②</w:t>
+            </w:r>
+          </w:p>
+        </w:tc>
+        <w:tc>
+          <w:tcPr>
+            <w:tcW w:type="dxa" w:w="2160"/>
+          </w:tcPr>
+          <w:p>
+            <w:r>
+              <w:t>我用了谁</w:t>
+            </w:r>
+          </w:p>
+        </w:tc>
+        <w:tc>
+          <w:tcPr>
+            <w:tcW w:type="dxa" w:w="2160"/>
+          </w:tcPr>
+          <w:p>
+            <w:r>
+              <w:t>本包用到别人的哪一段、怎么接、解决什么问题</w:t>
+            </w:r>
+          </w:p>
+        </w:tc>
+        <w:tc>
+          <w:tcPr>
+            <w:tcW w:type="dxa" w:w="2160"/>
+          </w:tcPr>
+          <w:p>
+            <w:r>
+              <w:t>归本包</w:t>
+            </w:r>
+          </w:p>
+        </w:tc>
+      </w:tr>
+    </w:tbl>
+    <w:p>
+      <w:r>
+        <w:t>两张卡共用同一套壳（同一个表头、同一套列宽、同一个滚动容器），六列固定：</w:t>
+      </w:r>
+    </w:p>
+    <w:p>
+      <w:r>
+        <w:t># · 我的这一段/我用的那一段 · 对方 · 怎么接 · 解决什么问题 · 依据原文·出处</w:t>
+      </w:r>
+    </w:p>
+    <w:p>
+      <w:r>
+        <w:t>四条不许犯的：</w:t>
+      </w:r>
+    </w:p>
+    <w:p>
+      <w:r>
+        <w:t>1. 0 条也要画整块：标题栏在、六列表头在，表体放一行明确的空状态。</w:t>
+      </w:r>
+    </w:p>
+    <w:p>
+      <w:r>
+        <w:t xml:space="preserve">   只写一句「没有依赖」等于把这一块删了 —— 看的人分不出「真没有」和「没人写」。</w:t>
+      </w:r>
+    </w:p>
+    <w:p>
+      <w:r>
+        <w:t>2. 空状态必须说清是"没人写"不是"没有"，并写出该谁去补。</w:t>
+      </w:r>
+    </w:p>
+    <w:p>
+      <w:r>
+        <w:t>3. ① 里不许出现本包自己的功能。同包互相引用不是依赖，它一旦混进来，</w:t>
+      </w:r>
+    </w:p>
+    <w:p>
+      <w:r>
+        <w:t xml:space="preserve">   既造出假的外部消费方，又把真的挤掉（见下面那条实例）。</w:t>
+      </w:r>
+    </w:p>
+    <w:p>
+      <w:r>
+        <w:t>4. 徽章上的条数必须等于表里实际行数，也必须等于 dep_graph.json 算出来的扇入/扇出。</w:t>
+      </w:r>
+    </w:p>
+    <w:p>
+      <w:r>
+        <w:t xml:space="preserve">   三个数任意两个对不上就是红。</w:t>
+      </w:r>
+    </w:p>
+    <w:p>
+      <w:pPr>
+        <w:ind w:left="360"/>
+      </w:pPr>
+      <w:r>
+        <w:rPr>
+          <w:i/>
+          <w:color w:val="555555"/>
+        </w:rPr>
+        <w:t>为什么第 3 条要单独写死（2026-09-10 第三方复算查出来的）：</w:t>
+      </w:r>
+    </w:p>
+    <w:p>
+      <w:pPr>
+        <w:ind w:left="360"/>
+      </w:pPr>
+      <w:r>
+        <w:rPr>
+          <w:i/>
+          <w:color w:val="555555"/>
+        </w:rPr>
+        <w:t>DQ 页面「谁在用我」显示 8 行，其中 5 行是 DQ 自己的功能冒充外部消费方</w:t>
+      </w:r>
+    </w:p>
+    <w:p>
+      <w:pPr>
+        <w:ind w:left="360"/>
+      </w:pPr>
+      <w:r>
+        <w:rPr>
+          <w:i/>
+          <w:color w:val="555555"/>
+        </w:rPr>
+        <w:t>（F-DQ-003/004/005/008/009），同时 5 个真外部消费方一个都没显示</w:t>
+      </w:r>
+    </w:p>
+    <w:p>
+      <w:pPr>
+        <w:ind w:left="360"/>
+      </w:pPr>
+      <w:r>
+        <w:rPr>
+          <w:i/>
+          <w:color w:val="555555"/>
+        </w:rPr>
+        <w:t>（COST→F-DQ-012、CRED→F-DQ-003、RELEASE→F-DQ-006、</w:t>
+      </w:r>
+    </w:p>
+    <w:p>
+      <w:pPr>
+        <w:ind w:left="360"/>
+      </w:pPr>
+      <w:r>
+        <w:rPr>
+          <w:i/>
+          <w:color w:val="555555"/>
+        </w:rPr>
+        <w:t>VIZ-002→F-DQ-002、VIZ-005→F-DQ-009）。</w:t>
+      </w:r>
+    </w:p>
+    <w:p>
+      <w:pPr>
+        <w:ind w:left="360"/>
+      </w:pPr>
+      <w:r>
+        <w:rPr>
+          <w:i/>
+          <w:color w:val="555555"/>
+        </w:rPr>
+        <w:t>两边数字都是 8 —— 光比数字永远抓不到，必须逐条比内容。</w:t>
+      </w:r>
+    </w:p>
+    <w:p>
+      <w:r>
+        <w:t>拦在哪：_check_docs_consistency.py 的 C17。反向测试见 _negtest_dep_rules.py。</w:t>
+      </w:r>
+    </w:p>
     <w:p>
       <w:pPr>
         <w:pStyle w:val="Heading3"/>

--- a/导出_Word/Matbox_开发包标准_V2.0.docx
+++ b/导出_Word/Matbox_开发包标准_V2.0.docx
@@ -5296,7 +5296,7 @@
     </w:p>
     <w:p>
       <w:r>
-        <w:t>反向测试：_negtest_dep_rules.py（13 个变异体，13/13 杀死）。</w:t>
+        <w:t>反向测试：_negtest_dep_rules.py（15 个变异体，15/15 杀死）。</w:t>
       </w:r>
     </w:p>
     <w:p>
@@ -7483,6 +7483,57 @@
         </w:tc>
       </w:tr>
     </w:tbl>
+    <w:p>
+      <w:r>
+        <w:t>页面外壳：每一页最上方必须有回架构总图的入口（C18）。</w:t>
+      </w:r>
+    </w:p>
+    <w:p>
+      <w:r>
+        <w:t>架构图的模块节点直接跳到这一页，这一页就必须能回去 —— 单独打开时浏览器「后退」是无效的（没有历史可退）。</w:t>
+      </w:r>
+    </w:p>
+    <w:p>
+      <w:r>
+        <w:t>被架构图内嵌时这个入口自动摘掉（人已经在图里了）。</w:t>
+      </w:r>
+    </w:p>
+    <w:p>
+      <w:pPr>
+        <w:ind w:left="360"/>
+      </w:pPr>
+      <w:r>
+        <w:rPr>
+          <w:i/>
+          <w:color w:val="555555"/>
+        </w:rPr>
+        <w:t>这条和 §5.2a 那两条是同一个毛病：做加法时只顺着一个方向走了一遍。</w:t>
+      </w:r>
+    </w:p>
+    <w:p>
+      <w:pPr>
+        <w:ind w:left="360"/>
+      </w:pPr>
+      <w:r>
+        <w:rPr>
+          <w:i/>
+          <w:color w:val="555555"/>
+        </w:rPr>
+        <w:t>依赖只算了「我用了谁」忘了「谁在用我」；跳转只做了「从图进页面」</w:t>
+      </w:r>
+    </w:p>
+    <w:p>
+      <w:pPr>
+        <w:ind w:left="360"/>
+      </w:pPr>
+      <w:r>
+        <w:rPr>
+          <w:i/>
+          <w:color w:val="555555"/>
+        </w:rPr>
+        <w:t>忘了「从页面回图」。所以它值得一条独立的检查，而不是记在谁的脑子里。</w:t>
+      </w:r>
+    </w:p>
     <w:p>
       <w:r>
         <w:t>顺序不许变：A（先拿东西）→ B（一眼看齐不齐）→ B2（逐条核实）→ C（完整资料）→ D → DEP → E。</w:t>

--- a/导出_Word/Matbox_开发包标准_V2.0.docx
+++ b/导出_Word/Matbox_开发包标准_V2.0.docx
@@ -7483,57 +7483,6 @@
         </w:tc>
       </w:tr>
     </w:tbl>
-    <w:p>
-      <w:r>
-        <w:t>页面外壳：每一页最上方必须有回架构总图的入口（C18）。</w:t>
-      </w:r>
-    </w:p>
-    <w:p>
-      <w:r>
-        <w:t>架构图的模块节点直接跳到这一页，这一页就必须能回去 —— 单独打开时浏览器「后退」是无效的（没有历史可退）。</w:t>
-      </w:r>
-    </w:p>
-    <w:p>
-      <w:r>
-        <w:t>被架构图内嵌时这个入口自动摘掉（人已经在图里了）。</w:t>
-      </w:r>
-    </w:p>
-    <w:p>
-      <w:pPr>
-        <w:ind w:left="360"/>
-      </w:pPr>
-      <w:r>
-        <w:rPr>
-          <w:i/>
-          <w:color w:val="555555"/>
-        </w:rPr>
-        <w:t>这条和 §5.2a 那两条是同一个毛病：做加法时只顺着一个方向走了一遍。</w:t>
-      </w:r>
-    </w:p>
-    <w:p>
-      <w:pPr>
-        <w:ind w:left="360"/>
-      </w:pPr>
-      <w:r>
-        <w:rPr>
-          <w:i/>
-          <w:color w:val="555555"/>
-        </w:rPr>
-        <w:t>依赖只算了「我用了谁」忘了「谁在用我」；跳转只做了「从图进页面」</w:t>
-      </w:r>
-    </w:p>
-    <w:p>
-      <w:pPr>
-        <w:ind w:left="360"/>
-      </w:pPr>
-      <w:r>
-        <w:rPr>
-          <w:i/>
-          <w:color w:val="555555"/>
-        </w:rPr>
-        <w:t>忘了「从页面回图」。所以它值得一条独立的检查，而不是记在谁的脑子里。</w:t>
-      </w:r>
-    </w:p>
     <w:p>
       <w:r>
         <w:t>顺序不许变：A（先拿东西）→ B（一眼看齐不齐）→ B2（逐条核实）→ C（完整资料）→ D → DEP → E。</w:t>

--- a/导出_Word/Matbox_开发包标准_V2.0.docx
+++ b/导出_Word/Matbox_开发包标准_V2.0.docx
@@ -5452,6 +5452,251 @@
           <w:color w:val="555555"/>
         </w:rPr>
         <w:t>列错位比读不到更坏：读不到还知道自己没读到，错位会一路当成真数据往下传。</w:t>
+      </w:r>
+    </w:p>
+    <w:p>
+      <w:pPr>
+        <w:pStyle w:val="Heading3"/>
+      </w:pPr>
+      <w:r>
+        <w:t>5.2c 多个功能共用、不属于任何一个的东西，必须写清谁建（2026-09-11）</w:t>
+      </w:r>
+    </w:p>
+    <w:p>
+      <w:r>
+        <w:t>被 opencode 在开工前一问撞出来的缺口。它问：</w:t>
+      </w:r>
+    </w:p>
+    <w:p>
+      <w:pPr>
+        <w:ind w:left="360"/>
+      </w:pPr>
+      <w:r>
+        <w:rPr>
+          <w:i/>
+          <w:color w:val="555555"/>
+        </w:rPr>
+        <w:t>「那 8 个契约类在 shared/contracts/ 下，谁来建？一个功能一个分支、从基线切、</w:t>
+      </w:r>
+    </w:p>
+    <w:p>
+      <w:pPr>
+        <w:ind w:left="360"/>
+      </w:pPr>
+      <w:r>
+        <w:rPr>
+          <w:i/>
+          <w:color w:val="555555"/>
+        </w:rPr>
+        <w:t>按 scope 划界——但 shared 是共享的，不归任何单个 F-DQ-NNN。」</w:t>
+      </w:r>
+    </w:p>
+    <w:p>
+      <w:r>
+        <w:t>去查材料，摆出来是这样：</w:t>
+      </w:r>
+    </w:p>
+    <w:tbl>
+      <w:tblPr>
+        <w:tblStyle w:val="TableGrid"/>
+        <w:tblW w:type="auto" w:w="0"/>
+        <w:tblLook w:firstColumn="1" w:firstRow="1" w:lastColumn="0" w:lastRow="0" w:noHBand="0" w:noVBand="1" w:val="04A0"/>
+      </w:tblPr>
+      <w:tblGrid>
+        <w:gridCol w:w="4320"/>
+        <w:gridCol w:w="4320"/>
+      </w:tblGrid>
+      <w:tr>
+        <w:tc>
+          <w:tcPr>
+            <w:tcW w:type="dxa" w:w="4320"/>
+          </w:tcPr>
+          <w:p>
+            <w:r>
+              <w:rPr>
+                <w:b/>
+              </w:rPr>
+              <w:t>材料里写了</w:t>
+            </w:r>
+          </w:p>
+        </w:tc>
+        <w:tc>
+          <w:tcPr>
+            <w:tcW w:type="dxa" w:w="4320"/>
+          </w:tcPr>
+          <w:p>
+            <w:r>
+              <w:rPr>
+                <w:b/>
+              </w:rPr>
+              <w:t>材料里没写</w:t>
+            </w:r>
+          </w:p>
+        </w:tc>
+      </w:tr>
+      <w:tr>
+        <w:tc>
+          <w:tcPr>
+            <w:tcW w:type="dxa" w:w="4320"/>
+          </w:tcPr>
+          <w:p>
+            <w:r>
+              <w:t>13 份工作包全部声明要用 shared/contracts/</w:t>
+            </w:r>
+          </w:p>
+        </w:tc>
+        <w:tc>
+          <w:tcPr>
+            <w:tcW w:type="dxa" w:w="4320"/>
+          </w:tcPr>
+          <w:p>
+            <w:r>
+              <w:t>谁负责先把它建出来</w:t>
+            </w:r>
+          </w:p>
+        </w:tc>
+      </w:tr>
+      <w:tr>
+        <w:tc>
+          <w:tcPr>
+            <w:tcW w:type="dxa" w:w="4320"/>
+          </w:tcPr>
+          <w:p>
+            <w:r>
+              <w:t>总账 §7：这几个契约「一旦施工开始不得随意改，改要走 Change Register」</w:t>
+            </w:r>
+          </w:p>
+        </w:tc>
+        <w:tc>
+          <w:tcPr>
+            <w:tcW w:type="dxa" w:w="4320"/>
+          </w:tcPr>
+          <w:p>
+            <w:r>
+              <w:t>从哪个分支建、什么时候合并</w:t>
+            </w:r>
+          </w:p>
+        </w:tc>
+      </w:tr>
+      <w:tr>
+        <w:tc>
+          <w:tcPr>
+            <w:tcW w:type="dxa" w:w="4320"/>
+          </w:tcPr>
+          <w:p>
+            <w:r>
+              <w:t>scope 把它单列为 frozen_contract</w:t>
+            </w:r>
+          </w:p>
+        </w:tc>
+        <w:tc>
+          <w:tcPr>
+            <w:tcW w:type="dxa" w:w="4320"/>
+          </w:tcPr>
+          <w:p>
+            <w:r>
+              <w:t>—</w:t>
+            </w:r>
+          </w:p>
+        </w:tc>
+      </w:tr>
+    </w:tbl>
+    <w:p>
+      <w:r>
+        <w:t>从「施工开始后不得改」能推出它必须在施工开始之前存在；但"之前"由谁做，</w:t>
+      </w:r>
+    </w:p>
+    <w:p>
+      <w:r>
+        <w:t>一个字都没有。而开工前置检查的 R8 说得比材料还准：</w:t>
+      </w:r>
+    </w:p>
+    <w:p>
+      <w:r>
+        <w:t>「这些是多个功能共同依赖的路径，缺一个就有一批 AI 无处下手」。</w:t>
+      </w:r>
+    </w:p>
+    <w:p>
+      <w:r>
+        <w:t>所以立这一条：凡是多个功能共用、又不属于任何单个功能的东西</w:t>
+      </w:r>
+    </w:p>
+    <w:p>
+      <w:r>
+        <w:t>（共享契约、共用目录、公共客户端…），材料里必须写清三件事：</w:t>
+      </w:r>
+    </w:p>
+    <w:p>
+      <w:r>
+        <w:t>1. 谁建（哪个前置分支，还是某个功能顺带）</w:t>
+      </w:r>
+    </w:p>
+    <w:p>
+      <w:r>
+        <w:t>2. 什么时候建（在哪一步之前必须存在）</w:t>
+      </w:r>
+    </w:p>
+    <w:p>
+      <w:r>
+        <w:t>3. 它的测试怎么算（带不带 TestID、计不计入验收标准）</w:t>
+      </w:r>
+    </w:p>
+    <w:p>
+      <w:r>
+        <w:t>写在 modules.json 的 prework 里（单一事实源），由工作包生成器印进</w:t>
+      </w:r>
+    </w:p>
+    <w:p>
+      <w:r>
+        <w:t>每一份的「开工五步」。不写清楚 = 一批 AI 同时卡在第二步，而且各自都以为是自己的问题。</w:t>
+      </w:r>
+    </w:p>
+    <w:p>
+      <w:pPr>
+        <w:ind w:left="360"/>
+      </w:pPr>
+      <w:r>
+        <w:rPr>
+          <w:i/>
+          <w:color w:val="555555"/>
+        </w:rPr>
+        <w:t>这次的处理：DQ 走前置分支 wp/dq-contracts（opencode 2026-09-11 选的 A 方案）——</w:t>
+      </w:r>
+    </w:p>
+    <w:p>
+      <w:pPr>
+        <w:ind w:left="360"/>
+      </w:pPr>
+      <w:r>
+        <w:rPr>
+          <w:i/>
+          <w:color w:val="555555"/>
+        </w:rPr>
+        <w:t>契约在施工开始前建好并冻结，13 个功能分支从它合并后的 main 切。</w:t>
+      </w:r>
+    </w:p>
+    <w:p>
+      <w:pPr>
+        <w:ind w:left="360"/>
+      </w:pPr>
+      <w:r>
+        <w:rPr>
+          <w:i/>
+          <w:color w:val="555555"/>
+        </w:rPr>
+        <w:t>另一条路（某个功能顺带建）被排除的理由是实打实的：frozen_contract 单列一类</w:t>
+      </w:r>
+    </w:p>
+    <w:p>
+      <w:pPr>
+        <w:ind w:left="360"/>
+      </w:pPr>
+      <w:r>
+        <w:rPr>
+          <w:i/>
+          <w:color w:val="555555"/>
+        </w:rPr>
+        <w:t>正是为了不让它混进任何功能的正常 diff，混进去 _check_scope.py 会判越界。</w:t>
       </w:r>
     </w:p>
     <w:p>
@@ -6054,7 +6299,7 @@
           </w:tcPr>
           <w:p>
             <w:r>
-              <w:t>测试方法名带 TestID</w:t>
+              <w:t>承载验收标准的测试，方法名要带 TestID</w:t>
             </w:r>
           </w:p>
         </w:tc>
@@ -6064,7 +6309,7 @@
           </w:tcPr>
           <w:p>
             <w:r>
-              <w:t>方法名匹配 &lt;mod&gt;T\d{3}_；@Tag 不算数（Surefire 不写进 XML）</w:t>
+              <w:t>方法名匹配 &lt;mod&gt;T\d{3}_；@Tag 不算数（Surefire 不写进 XML）。不变量守卫类测试不带编号，不计入验收标准，也不算违规</w:t>
             </w:r>
           </w:p>
         </w:tc>
@@ -6472,6 +6717,119 @@
         </w:tc>
       </w:tr>
     </w:tbl>
+    <w:p>
+      <w:pPr>
+        <w:ind w:left="360"/>
+      </w:pPr>
+      <w:r>
+        <w:rPr>
+          <w:i/>
+          <w:color w:val="555555"/>
+        </w:rPr>
+        <w:t>M1 管的是哪些测试（2026-09-11 被 opencode 问出来的）：</w:t>
+      </w:r>
+    </w:p>
+    <w:p>
+      <w:pPr>
+        <w:ind w:left="360"/>
+      </w:pPr>
+      <w:r>
+        <w:rPr>
+          <w:i/>
+          <w:color w:val="555555"/>
+        </w:rPr>
+        <w:t>它问「契约字段跟 DDL 一致」这种测试该用什么编号——24 条验收标准里查不到对应的。</w:t>
+      </w:r>
+    </w:p>
+    <w:p>
+      <w:pPr>
+        <w:ind w:left="360"/>
+      </w:pPr>
+      <w:r>
+        <w:rPr>
+          <w:i/>
+          <w:color w:val="555555"/>
+        </w:rPr>
+        <w:t>查完判据才发现：M0/T0 只扫匹配 &lt;mod&gt;T\d{3}_ 的方法，不匹配的不在判定范围内，</w:t>
+      </w:r>
+    </w:p>
+    <w:p>
+      <w:pPr>
+        <w:ind w:left="360"/>
+      </w:pPr>
+      <w:r>
+        <w:rPr>
+          <w:i/>
+          <w:color w:val="555555"/>
+        </w:rPr>
+        <w:t>所以这类测试不带编号既不会被判孤儿，也不违规。现成证据：旧仓库那两个契约测试</w:t>
+      </w:r>
+    </w:p>
+    <w:p>
+      <w:pPr>
+        <w:ind w:left="360"/>
+      </w:pPr>
+      <w:r>
+        <w:rPr>
+          <w:i/>
+          <w:color w:val="555555"/>
+        </w:rPr>
+        <w:t>（every_contract_field_matches_a_real_column 等）就是无编号的，CI 一直绿，T0 一次没报过。</w:t>
+      </w:r>
+    </w:p>
+    <w:p>
+      <w:pPr>
+        <w:ind w:left="360"/>
+      </w:pPr>
+    </w:p>
+    <w:p>
+      <w:pPr>
+        <w:ind w:left="360"/>
+      </w:pPr>
+      <w:r>
+        <w:rPr>
+          <w:i/>
+          <w:color w:val="555555"/>
+        </w:rPr>
+        <w:t>而 M1 原来的措辞是「测试方法名带 TestID」，读起来像"所有测试都必须带"。</w:t>
+      </w:r>
+    </w:p>
+    <w:p>
+      <w:pPr>
+        <w:ind w:left="360"/>
+      </w:pPr>
+      <w:r>
+        <w:rPr>
+          <w:i/>
+          <w:color w:val="555555"/>
+        </w:rPr>
+        <w:t>措辞和判据不是一件事 —— 这正是本仓库反复栽的那类错，措辞已改准。</w:t>
+      </w:r>
+    </w:p>
+    <w:p>
+      <w:pPr>
+        <w:ind w:left="360"/>
+      </w:pPr>
+      <w:r>
+        <w:rPr>
+          <w:i/>
+          <w:color w:val="555555"/>
+        </w:rPr>
+        <w:t>两类测试的分工：带编号的证明某条验收标准做到了；不带编号的守住某个不变量</w:t>
+      </w:r>
+    </w:p>
+    <w:p>
+      <w:pPr>
+        <w:ind w:left="360"/>
+      </w:pPr>
+      <w:r>
+        <w:rPr>
+          <w:i/>
+          <w:color w:val="555555"/>
+        </w:rPr>
+        <w:t>（两处写同一件事不许漂）。后者不计入 D1/D4 的分母。</w:t>
+      </w:r>
+    </w:p>
     <w:p>
       <w:pPr>
         <w:ind w:left="360"/>

--- a/导出_Word/Matbox_开发包标准_V2.0.docx
+++ b/导出_Word/Matbox_开发包标准_V2.0.docx
@@ -5697,6 +5697,364 @@
           <w:color w:val="555555"/>
         </w:rPr>
         <w:t>正是为了不让它混进任何功能的正常 diff，混进去 _check_scope.py 会判越界。</w:t>
+      </w:r>
+    </w:p>
+    <w:p>
+      <w:pPr>
+        <w:pStyle w:val="Heading3"/>
+      </w:pPr>
+      <w:r>
+        <w:t>5.2d 共用的东西还要写清「按什么约定建」（2026-09-11，比 5.2c 深一层）</w:t>
+      </w:r>
+    </w:p>
+    <w:p>
+      <w:r>
+        <w:t>§5.2c 解决的是谁建。opencode 在开工前又指出深一层的：按什么约定建。</w:t>
+      </w:r>
+    </w:p>
+    <w:p>
+      <w:r>
+        <w:t>它要把「契约字段的类型、可空性」做成机器判据（拿 information_schema 的</w:t>
+      </w:r>
+    </w:p>
+    <w:p>
+      <w:r>
+        <w:t>data_type / is_nullable 对账），做之前需要两个约定：</w:t>
+      </w:r>
+    </w:p>
+    <w:p>
+      <w:r>
+        <w:t>1. SQL 与 Java 的类型对应 —— timestamptz 对 OffsetDateTime 还是 Instant、</w:t>
+      </w:r>
+    </w:p>
+    <w:p>
+      <w:r>
+        <w:t xml:space="preserve">   JSONB 对 String 还是 Map</w:t>
+      </w:r>
+    </w:p>
+    <w:p>
+      <w:r>
+        <w:t>2. 可空性怎么表达 —— 非空列用裸类型 + @NotNull、可空列用 Optional&lt;T&gt; 还是 @Nullable</w:t>
+      </w:r>
+    </w:p>
+    <w:p>
+      <w:r>
+        <w:t>它的原话点出了要害：</w:t>
+      </w:r>
+    </w:p>
+    <w:p>
+      <w:pPr>
+        <w:ind w:left="360"/>
+      </w:pPr>
+      <w:r>
+        <w:rPr>
+          <w:i/>
+          <w:color w:val="555555"/>
+        </w:rPr>
+        <w:t>「如果这张表是我自己定的，那么类和测试出自同一个假设 ——</w:t>
+      </w:r>
+    </w:p>
+    <w:p>
+      <w:pPr>
+        <w:ind w:left="360"/>
+      </w:pPr>
+      <w:r>
+        <w:rPr>
+          <w:i/>
+          <w:color w:val="555555"/>
+        </w:rPr>
+        <w:t>我在类里选错、在表里也选错，它照样绿。」</w:t>
+      </w:r>
+    </w:p>
+    <w:p>
+      <w:r>
+        <w:t>而这两个约定落在 shared/contracts 上，是 frozen_contract，13 个功能包全踩在上面。</w:t>
+      </w:r>
+    </w:p>
+    <w:p>
+      <w:r>
+        <w:t>材料里没写，实现方自己定一个，那 13 个包就继承了一个没人验过的发明。</w:t>
+      </w:r>
+    </w:p>
+    <w:p>
+      <w:r>
+        <w:t>查证结果（2026-09-11，只查存在性，没看内容——内容正是它要独立推的那一维）：</w:t>
+      </w:r>
+    </w:p>
+    <w:p>
+      <w:r>
+        <w:t>总账与工作包里，两个约定一处都没有，0 命中。这是已查实的缺口，不是预感。</w:t>
+      </w:r>
+    </w:p>
+    <w:p>
+      <w:r>
+        <w:t>所以立这一条：凡多个功能共用的东西，材料除了写清 §5.2c 那三样，</w:t>
+      </w:r>
+    </w:p>
+    <w:p>
+      <w:r>
+        <w:t>还必须写清按什么约定建——尤其是那种「实现和它的测试会共享同一个假设」的约定。</w:t>
+      </w:r>
+    </w:p>
+    <w:p>
+      <w:r>
+        <w:t>这类约定错了不会红：类里选错、测试里也选错，机器判据照样绿。</w:t>
+      </w:r>
+    </w:p>
+    <w:p>
+      <w:pPr>
+        <w:pStyle w:val="Heading3"/>
+      </w:pPr>
+      <w:r>
+        <w:t>5.2e 给一方看材料时，不许把另一方的做法一起给出去（2026-09-11）</w:t>
+      </w:r>
+    </w:p>
+    <w:p>
+      <w:r>
+        <w:t>我犯的，opencode 主动报出来的。</w:t>
+      </w:r>
+    </w:p>
+    <w:p>
+      <w:r>
+        <w:t>它照文档从零重建契约类，本意是做出第二份独立读法，跟旧仓库那版比对。</w:t>
+      </w:r>
+    </w:p>
+    <w:p>
+      <w:r>
+        <w:t>而我在回它问题时，顺手讲了旧测试的方法名和做法（起真库、Flyway 跑完迁移、</w:t>
+      </w:r>
+    </w:p>
+    <w:p>
+      <w:r>
+        <w:t>从 information_schema 读列名、camelCase→snake_case、双向差集）。</w:t>
+      </w:r>
+    </w:p>
+    <w:p>
+      <w:r>
+        <w:t>它当场声明：「所以我重建的测试在做法上不再独立了……我不会声称测试写法是第二意见。」</w:t>
+      </w:r>
+    </w:p>
+    <w:p>
+      <w:r>
+        <w:t>污染的正是这套机制最值钱的那部分。 两方独立连线再比对（§5.4 第 3 档）</w:t>
+      </w:r>
+    </w:p>
+    <w:p>
+      <w:r>
+        <w:t>之所以有价值，全靠"两边真的没通过气"。讲一次做法，那一维就废了。</w:t>
+      </w:r>
+    </w:p>
+    <w:p>
+      <w:r>
+        <w:t>规矩：回答一方的问题时，只给它自己那一侧的事实；另一方怎么做的，一个字都不给。</w:t>
+      </w:r>
+    </w:p>
+    <w:p>
+      <w:r>
+        <w:t>判断标准很简单——说出去之后，那一维还算不算第二意见。</w:t>
+      </w:r>
+    </w:p>
+    <w:p>
+      <w:pPr>
+        <w:pStyle w:val="Heading3"/>
+      </w:pPr>
+      <w:r>
+        <w:t>5.2f 前置包的完工判据到哪儿为止（2026-09-11）</w:t>
+      </w:r>
+    </w:p>
+    <w:p>
+      <w:r>
+        <w:t>opencode 在开工前把 wp/dq-contracts 的判据边界摆出来了，照抄进标准：</w:t>
+      </w:r>
+    </w:p>
+    <w:p>
+      <w:r>
+        <w:t>它没有完工判据：不认领任何验收标准 → D1/D4 分母为零、空过；D3 扫不到它的测试；</w:t>
+      </w:r>
+    </w:p>
+    <w:p>
+      <w:r>
+        <w:t>D5 三道 Gate 判的是代码质量和安全，不判契约对不对。唯一的闸门是 CI 绿，</w:t>
+      </w:r>
+    </w:p>
+    <w:p>
+      <w:r>
+        <w:t>而 CI 跑的是它自己写的测试 —— §6.1 那面镜子。</w:t>
+      </w:r>
+    </w:p>
+    <w:p>
+      <w:r>
+        <w:t>但它不是悬空的，因为判据的另一头是外部权威：</w:t>
+      </w:r>
+    </w:p>
+    <w:tbl>
+      <w:tblPr>
+        <w:tblStyle w:val="TableGrid"/>
+        <w:tblW w:type="auto" w:w="0"/>
+        <w:tblLook w:firstColumn="1" w:firstRow="1" w:lastColumn="0" w:lastRow="0" w:noHBand="0" w:noVBand="1" w:val="04A0"/>
+      </w:tblPr>
+      <w:tblGrid>
+        <w:gridCol w:w="4320"/>
+        <w:gridCol w:w="4320"/>
+      </w:tblGrid>
+      <w:tr>
+        <w:tc>
+          <w:tcPr>
+            <w:tcW w:type="dxa" w:w="4320"/>
+          </w:tcPr>
+          <w:p>
+            <w:r>
+              <w:rPr>
+                <w:b/>
+              </w:rPr>
+              <w:t>维度</w:t>
+            </w:r>
+          </w:p>
+        </w:tc>
+        <w:tc>
+          <w:tcPr>
+            <w:tcW w:type="dxa" w:w="4320"/>
+          </w:tcPr>
+          <w:p>
+            <w:r>
+              <w:rPr>
+                <w:b/>
+              </w:rPr>
+              <w:t>算不算自评</w:t>
+            </w:r>
+          </w:p>
+        </w:tc>
+      </w:tr>
+      <w:tr>
+        <w:tc>
+          <w:tcPr>
+            <w:tcW w:type="dxa" w:w="4320"/>
+          </w:tcPr>
+          <w:p>
+            <w:r>
+              <w:t>列名</w:t>
+            </w:r>
+          </w:p>
+        </w:tc>
+        <w:tc>
+          <w:tcPr>
+            <w:tcW w:type="dxa" w:w="4320"/>
+          </w:tcPr>
+          <w:p>
+            <w:r>
+              <w:t>不算 —— 对的是 information_schema 里真实的列，而那个 schema 来自 V1 迁移</w:t>
+            </w:r>
+          </w:p>
+        </w:tc>
+      </w:tr>
+      <w:tr>
+        <w:tc>
+          <w:tcPr>
+            <w:tcW w:type="dxa" w:w="4320"/>
+          </w:tcPr>
+          <w:p>
+            <w:r>
+              <w:t>类型、可空性</w:t>
+            </w:r>
+          </w:p>
+        </w:tc>
+        <w:tc>
+          <w:tcPr>
+            <w:tcW w:type="dxa" w:w="4320"/>
+          </w:tcPr>
+          <w:p>
+            <w:r>
+              <w:t>不算（前提是 §5.2d 那两个约定来自材料，不是它自己发明）</w:t>
+            </w:r>
+          </w:p>
+        </w:tc>
+      </w:tr>
+      <w:tr>
+        <w:tc>
+          <w:tcPr>
+            <w:tcW w:type="dxa" w:w="4320"/>
+          </w:tcPr>
+          <w:p>
+            <w:r>
+              <w:t>枚举取值</w:t>
+            </w:r>
+          </w:p>
+        </w:tc>
+        <w:tc>
+          <w:tcPr>
+            <w:tcW w:type="dxa" w:w="4320"/>
+          </w:tcPr>
+          <w:p>
+            <w:r>
+              <w:t>没有 ground truth —— 见下</w:t>
+            </w:r>
+          </w:p>
+        </w:tc>
+      </w:tr>
+    </w:tbl>
+    <w:p>
+      <w:r>
+        <w:t>V1 迁移忠不忠实于文档，2026-09-11 已查证并关掉：8 张表逐列比对</w:t>
+      </w:r>
+    </w:p>
+    <w:p>
+      <w:r>
+        <w:t>（列名 + 类型，双向差集），0 张有差异；13 份工作包给的 SQL 正好覆盖这 8 张，没多没少。</w:t>
+      </w:r>
+    </w:p>
+    <w:p>
+      <w:r>
+        <w:t>推导量为零，两边都是现成文本。</w:t>
+      </w:r>
+    </w:p>
+    <w:p>
+      <w:r>
+        <w:t>残余风险只剩枚举取值一处。实测 V1 DDL：注释式枚举 6 处（-- A|B|C 写法）、</w:t>
+      </w:r>
+    </w:p>
+    <w:p>
+      <w:r>
+        <w:t>CHECK 约束 2 处、CREATE TYPE AS ENUM 0 处。</w:t>
+      </w:r>
+    </w:p>
+    <w:p>
+      <w:r>
+        <w:t>也就是说至少 4 处（若那 2 处 CHECK 是区间约束则是 6 处）在库里没有任何 ground truth——</w:t>
+      </w:r>
+    </w:p>
+    <w:p>
+      <w:r>
+        <w:t>契约类里写错一个取值，编得过、迁移跑得通、CI 绿、双向比对也发现不了。</w:t>
+      </w:r>
+    </w:p>
+    <w:p>
+      <w:r>
+        <w:t>opencode 把这条的性质说得比我准：这不是语义风险，是誊录风险。</w:t>
+      </w:r>
+    </w:p>
+    <w:p>
+      <w:r>
+        <w:t>枚举取值本来就在材料里（DDL 注释是工作包 §5.2 原文），读它是本职，抄不是推；</w:t>
+      </w:r>
+    </w:p>
+    <w:p>
+      <w:r>
+        <w:t>真正的风险是抄漏一个、抄错一个字母，而没有任何机器判据会红。</w:t>
+      </w:r>
+    </w:p>
+    <w:p>
+      <w:r>
+        <w:t>这也带来一个反转：旧仓库那 8 个契约类留着不删，最值钱的地方正在枚举这一维——</w:t>
+      </w:r>
+    </w:p>
+    <w:p>
+      <w:r>
+        <w:t>类型和可空能做成机器判据，人肉比对没有增量；枚举机器判不了，</w:t>
+      </w:r>
+    </w:p>
+    <w:p>
+      <w:r>
+        <w:t>两版独立誊录相互对账就成了唯一的检查，而这正是复式记账防笔误的原理。</w:t>
       </w:r>
     </w:p>
     <w:p>

--- a/导出_Word/Matbox_开发包标准_V2.0.docx
+++ b/导出_Word/Matbox_开发包标准_V2.0.docx
@@ -2129,7 +2129,7 @@
           </w:tcPr>
           <w:p>
             <w:r>
-              <w:t>测试里 4 处 or [None,"?"]，两边都没找到也判过</w:t>
+              <w:t>① 测试里 4 处 or [None,"?"]，两边都没找到也判过。② 2026-09-11 更狠的一种：.get("clone_url", "…旧仓库.git") —— 配置里根本没有 clone_url 这个键（真名 code_repo_url），兜底值于是每一次都命中，19 处工作包一直指着旧仓库。_publish_site.py 读 build.json["commit"]（真名 "stamp"）同病</w:t>
             </w:r>
           </w:p>
         </w:tc>
@@ -2139,7 +2139,7 @@
           </w:tcPr>
           <w:p>
             <w:r>
-              <w:t>抠不到值必须当场停并点名哪条正则过期，不许退化成默认值</w:t>
+              <w:t>抠不到值必须当场停并点名哪条正则/哪个键过期。配置一律直接下标取，取不到就炸；兜底值只许出现在「没有也真的行」的地方</w:t>
             </w:r>
           </w:p>
         </w:tc>
@@ -2476,6 +2476,132 @@
           <w:p>
             <w:r>
               <w:t>具名豁免 + 写出处；不适用的判成 ⏭ 而不是 ❌</w:t>
+            </w:r>
+          </w:p>
+        </w:tc>
+      </w:tr>
+      <w:tr>
+        <w:tc>
+          <w:tcPr>
+            <w:tcW w:type="dxa" w:w="2160"/>
+          </w:tcPr>
+          <w:p>
+            <w:r>
+              <w:t>F20</w:t>
+            </w:r>
+          </w:p>
+        </w:tc>
+        <w:tc>
+          <w:tcPr>
+            <w:tcW w:type="dxa" w:w="2160"/>
+          </w:tcPr>
+          <w:p>
+            <w:r>
+              <w:t>变异体静默打空 —— 该红没红，矛头却指向规则</w:t>
+            </w:r>
+          </w:p>
+        </w:tc>
+        <w:tc>
+          <w:tcPr>
+            <w:tcW w:type="dxa" w:w="2160"/>
+          </w:tcPr>
+          <w:p>
+            <w:r>
+              <w:t>_negtest_standard_doc.py 的 S5/S6 靶子写死成「31 条」，标准改成 33 条之后 replace 替换不上，产出的「变异体」跟原文一字不差 —— 等于没变异。检查器对着原文当然绿，结果打印成「该红没红 = 规则是死的」，把矛头指向了规则，而真正坏掉的是测试自己。2026-09-11 opencode 提醒才跑出来</w:t>
+            </w:r>
+          </w:p>
+        </w:tc>
+        <w:tc>
+          <w:tcPr>
+            <w:tcW w:type="dxa" w:w="2160"/>
+          </w:tcPr>
+          <w:p>
+            <w:r>
+              <w:t>变异体必须与原文逐字节比对，相同就当场炸（_must_differ）；靶子一律从被测文档现算，不许写死数字</w:t>
+            </w:r>
+          </w:p>
+        </w:tc>
+      </w:tr>
+      <w:tr>
+        <w:tc>
+          <w:tcPr>
+            <w:tcW w:type="dxa" w:w="2160"/>
+          </w:tcPr>
+          <w:p>
+            <w:r>
+              <w:t>F21</w:t>
+            </w:r>
+          </w:p>
+        </w:tc>
+        <w:tc>
+          <w:tcPr>
+            <w:tcW w:type="dxa" w:w="2160"/>
+          </w:tcPr>
+          <w:p>
+            <w:r>
+              <w:t>名字承诺了它不做的验证</w:t>
+            </w:r>
+          </w:p>
+        </w:tc>
+        <w:tc>
+          <w:tcPr>
+            <w:tcW w:type="dxa" w:w="2160"/>
+          </w:tcPr>
+          <w:p>
+            <w:r>
+              <w:t>opencode 2026-09-11：「一个名字承诺了它不做的验证，离假绿很近」。本次查证 ContractMatchesSchemaTest 名副其实（真起库、真读 information_schema、双向差集），但它只比列名，类型/可空/枚举一个没比 —— 名字叫 MatchesSchema，读的人会以为都比了</w:t>
+            </w:r>
+          </w:p>
+        </w:tc>
+        <w:tc>
+          <w:tcPr>
+            <w:tcW w:type="dxa" w:w="2160"/>
+          </w:tcPr>
+          <w:p>
+            <w:r>
+              <w:t>测试/检查器的名字必须写清比的是哪一维；比不到的维度在注释里点名，不许让名字替它兜底</w:t>
+            </w:r>
+          </w:p>
+        </w:tc>
+      </w:tr>
+      <w:tr>
+        <w:tc>
+          <w:tcPr>
+            <w:tcW w:type="dxa" w:w="2160"/>
+          </w:tcPr>
+          <w:p>
+            <w:r>
+              <w:t>F22</w:t>
+            </w:r>
+          </w:p>
+        </w:tc>
+        <w:tc>
+          <w:tcPr>
+            <w:tcW w:type="dxa" w:w="2160"/>
+          </w:tcPr>
+          <w:p>
+            <w:r>
+              <w:t>拿代理量当判据</w:t>
+            </w:r>
+          </w:p>
+        </w:tc>
+        <w:tc>
+          <w:tcPr>
+            <w:tcW w:type="dxa" w:w="2160"/>
+          </w:tcPr>
+          <w:p>
+            <w:r>
+              <w:t>_check_no_noise_commit.py 判 .docx 变没变，用的是文件大小。2026-09-11：CRED-F005.docx 里 xyhzai/matbox 换成 felixapex/matbox，压完大小分毫不差（48598→48598），于是被判成噪音，而它给的建议是「撤出暂存区」—— 照做就会把一处真的修正丢掉。这一类不产生假绿，产生的是假红 + 一句诱导你丢掉真改动的建议，更难察觉</w:t>
+            </w:r>
+          </w:p>
+        </w:tc>
+        <w:tc>
+          <w:tcPr>
+            <w:tcW w:type="dxa" w:w="2160"/>
+          </w:tcPr>
+          <w:p>
+            <w:r>
+              <w:t>判据必须直接判要判的那个东西。代理量只要有一次不等于本体，这条判据就是坏的。现在改成解开 zip 逐条比内容；证不明没变的（非 zip 二进制）一律不判为噪音</w:t>
             </w:r>
           </w:p>
         </w:tc>
@@ -3402,7 +3528,7 @@
         <w:pStyle w:val="Heading2"/>
       </w:pPr>
       <w:r>
-        <w:t>5｜开发前 · 33 条</w:t>
+        <w:t>5｜开发前 · 34 条</w:t>
       </w:r>
     </w:p>
     <w:p>
@@ -4273,7 +4399,7 @@
         <w:pStyle w:val="Heading3"/>
       </w:pPr>
       <w:r>
-        <w:t>5.2 现实类 R1~R8、R10~R13（文档说了不算，要去问真实世界）</w:t>
+        <w:t>5.2 现实类 R1~R8、R10~R14（文档说了不算，要去问真实世界）</w:t>
       </w:r>
     </w:p>
     <w:p>
@@ -4718,6 +4844,38 @@
           <w:p>
             <w:r>
               <w:t>正文自称「被 X 消费」却零入边 = 登记表缺了。入边只能由用的人写，不许本包自己补</w:t>
+            </w:r>
+          </w:p>
+        </w:tc>
+      </w:tr>
+      <w:tr>
+        <w:tc>
+          <w:tcPr>
+            <w:tcW w:type="dxa" w:w="2880"/>
+          </w:tcPr>
+          <w:p>
+            <w:r>
+              <w:t>R14</w:t>
+            </w:r>
+          </w:p>
+        </w:tc>
+        <w:tc>
+          <w:tcPr>
+            <w:tcW w:type="dxa" w:w="2880"/>
+          </w:tcPr>
+          <w:p>
+            <w:r>
+              <w:t>[全仓] 本项目的仓库地址只准一个值</w:t>
+            </w:r>
+          </w:p>
+        </w:tc>
+        <w:tc>
+          <w:tcPr>
+            <w:tcW w:type="dxa" w:w="2880"/>
+          </w:tcPr>
+          <w:p>
+            <w:r>
+              <w:t>_check_repo_address.py：指路的必须等于 repo_config.json 的 code_repo；记事的原样留着但逐行登记进 repo_history_refs.json（按整行 sha12 认，行被改动就要重新判一次）。换了 code_repo 而旧值没进「曾用仓库」也红 —— 不登记，前一条就查不出旧地址</w:t>
             </w:r>
           </w:p>
         </w:tc>
@@ -6055,6 +6213,1013 @@
     <w:p>
       <w:r>
         <w:t>两版独立誊录相互对账就成了唯一的检查，而这正是复式记账防笔误的原理。</w:t>
+      </w:r>
+    </w:p>
+    <w:p>
+      <w:pPr>
+        <w:pStyle w:val="Heading3"/>
+      </w:pPr>
+      <w:r>
+        <w:t>5.2g 实现方在动手之前提的问题清单（2026-09-11 DQ 试跑）</w:t>
+      </w:r>
+    </w:p>
+    <w:p>
+      <w:r>
+        <w:t>这一节是逐条记录，不是概述。 因为它证明了标准 §0.5 那条机制真的在运转：</w:t>
+      </w:r>
+    </w:p>
+    <w:p>
+      <w:r>
+        <w:t>最终验收权在实现方手里，我的代理指标只是猜「材料齐到什么程度它才能开工」。</w:t>
+      </w:r>
+    </w:p>
+    <w:p>
+      <w:r>
+        <w:t>它到此为止没写一行代码、没取一次件、没碰一个文件，靠读材料 + 提问，</w:t>
+      </w:r>
+    </w:p>
+    <w:p>
+      <w:r>
+        <w:t>换回下面九条。九条里有五条是我的错。</w:t>
+      </w:r>
+    </w:p>
+    <w:tbl>
+      <w:tblPr>
+        <w:tblStyle w:val="TableGrid"/>
+        <w:tblW w:type="auto" w:w="0"/>
+        <w:tblLook w:firstColumn="1" w:firstRow="1" w:lastColumn="0" w:lastRow="0" w:noHBand="0" w:noVBand="1" w:val="04A0"/>
+      </w:tblPr>
+      <w:tblGrid>
+        <w:gridCol w:w="1728"/>
+        <w:gridCol w:w="1728"/>
+        <w:gridCol w:w="1728"/>
+        <w:gridCol w:w="1728"/>
+        <w:gridCol w:w="1728"/>
+      </w:tblGrid>
+      <w:tr>
+        <w:tc>
+          <w:tcPr>
+            <w:tcW w:type="dxa" w:w="1728"/>
+          </w:tcPr>
+          <w:p>
+            <w:r>
+              <w:rPr>
+                <w:b/>
+              </w:rPr>
+              <w:t>#</w:t>
+            </w:r>
+          </w:p>
+        </w:tc>
+        <w:tc>
+          <w:tcPr>
+            <w:tcW w:type="dxa" w:w="1728"/>
+          </w:tcPr>
+          <w:p>
+            <w:r>
+              <w:rPr>
+                <w:b/>
+              </w:rPr>
+              <w:t>它提了什么</w:t>
+            </w:r>
+          </w:p>
+        </w:tc>
+        <w:tc>
+          <w:tcPr>
+            <w:tcW w:type="dxa" w:w="1728"/>
+          </w:tcPr>
+          <w:p>
+            <w:r>
+              <w:rPr>
+                <w:b/>
+              </w:rPr>
+              <w:t>查证结果</w:t>
+            </w:r>
+          </w:p>
+        </w:tc>
+        <w:tc>
+          <w:tcPr>
+            <w:tcW w:type="dxa" w:w="1728"/>
+          </w:tcPr>
+          <w:p>
+            <w:r>
+              <w:rPr>
+                <w:b/>
+              </w:rPr>
+              <w:t>落在哪</w:t>
+            </w:r>
+          </w:p>
+        </w:tc>
+        <w:tc>
+          <w:tcPr>
+            <w:tcW w:type="dxa" w:w="1728"/>
+          </w:tcPr>
+          <w:p>
+            <w:r>
+              <w:rPr>
+                <w:b/>
+              </w:rPr>
+              <w:t>谁的锅</w:t>
+            </w:r>
+          </w:p>
+        </w:tc>
+      </w:tr>
+      <w:tr>
+        <w:tc>
+          <w:tcPr>
+            <w:tcW w:type="dxa" w:w="1728"/>
+          </w:tcPr>
+          <w:p>
+            <w:r>
+              <w:t>1</w:t>
+            </w:r>
+          </w:p>
+        </w:tc>
+        <w:tc>
+          <w:tcPr>
+            <w:tcW w:type="dxa" w:w="1728"/>
+          </w:tcPr>
+          <w:p>
+            <w:r>
+              <w:t>shared/contracts 归谁建？13 份工作包全声明要用它，却不归任何单个功能</w:t>
+            </w:r>
+          </w:p>
+        </w:tc>
+        <w:tc>
+          <w:tcPr>
+            <w:tcW w:type="dxa" w:w="1728"/>
+          </w:tcPr>
+          <w:p>
+            <w:r>
+              <w:t>材料只写了「施工开始后不得改」，没写谁在之前建</w:t>
+            </w:r>
+          </w:p>
+        </w:tc>
+        <w:tc>
+          <w:tcPr>
+            <w:tcW w:type="dxa" w:w="1728"/>
+          </w:tcPr>
+          <w:p>
+            <w:r>
+              <w:t>§5.2c + modules.json 的 prework</w:t>
+            </w:r>
+          </w:p>
+        </w:tc>
+        <w:tc>
+          <w:tcPr>
+            <w:tcW w:type="dxa" w:w="1728"/>
+          </w:tcPr>
+          <w:p>
+            <w:r>
+              <w:t>我</w:t>
+            </w:r>
+          </w:p>
+        </w:tc>
+      </w:tr>
+      <w:tr>
+        <w:tc>
+          <w:tcPr>
+            <w:tcW w:type="dxa" w:w="1728"/>
+          </w:tcPr>
+          <w:p>
+            <w:r>
+              <w:t>2</w:t>
+            </w:r>
+          </w:p>
+        </w:tc>
+        <w:tc>
+          <w:tcPr>
+            <w:tcW w:type="dxa" w:w="1728"/>
+          </w:tcPr>
+          <w:p>
+            <w:r>
+              <w:t>材料里仓库地址和 base_commit 全指向旧仓库，它会卡在开工五步第一步</w:t>
+            </w:r>
+          </w:p>
+        </w:tc>
+        <w:tc>
+          <w:tcPr>
+            <w:tcW w:type="dxa" w:w="1728"/>
+          </w:tcPr>
+          <w:p>
+            <w:r>
+              <w:t>属实。换仓库后旧 SHA 在新仓库里根本不存在</w:t>
+            </w:r>
+          </w:p>
+        </w:tc>
+        <w:tc>
+          <w:tcPr>
+            <w:tcW w:type="dxa" w:w="1728"/>
+          </w:tcPr>
+          <w:p>
+            <w:r>
+              <w:t>见 §5.2h</w:t>
+            </w:r>
+          </w:p>
+        </w:tc>
+        <w:tc>
+          <w:tcPr>
+            <w:tcW w:type="dxa" w:w="1728"/>
+          </w:tcPr>
+          <w:p>
+            <w:r>
+              <w:t>我</w:t>
+            </w:r>
+          </w:p>
+        </w:tc>
+      </w:tr>
+      <w:tr>
+        <w:tc>
+          <w:tcPr>
+            <w:tcW w:type="dxa" w:w="1728"/>
+          </w:tcPr>
+          <w:p>
+            <w:r>
+              <w:t>3</w:t>
+            </w:r>
+          </w:p>
+        </w:tc>
+        <w:tc>
+          <w:tcPr>
+            <w:tcW w:type="dxa" w:w="1728"/>
+          </w:tcPr>
+          <w:p>
+            <w:r>
+              <w:t>ContractMatchesSchemaTest 这个名字跟你「没有任何测试覆盖那 8 个类」对不上</w:t>
+            </w:r>
+          </w:p>
+        </w:tc>
+        <w:tc>
+          <w:tcPr>
+            <w:tcW w:type="dxa" w:w="1728"/>
+          </w:tcPr>
+          <w:p>
+            <w:r>
+              <w:t>我说错了。测试有两个，且名副其实：真起库、Flyway 跑完 V1、读 information_schema、双向差集</w:t>
+            </w:r>
+          </w:p>
+        </w:tc>
+        <w:tc>
+          <w:tcPr>
+            <w:tcW w:type="dxa" w:w="1728"/>
+          </w:tcPr>
+          <w:p>
+            <w:r>
+              <w:t>假绿名录 F21</w:t>
+            </w:r>
+          </w:p>
+        </w:tc>
+        <w:tc>
+          <w:tcPr>
+            <w:tcW w:type="dxa" w:w="1728"/>
+          </w:tcPr>
+          <w:p>
+            <w:r>
+              <w:t>我</w:t>
+            </w:r>
+          </w:p>
+        </w:tc>
+      </w:tr>
+      <w:tr>
+        <w:tc>
+          <w:tcPr>
+            <w:tcW w:type="dxa" w:w="1728"/>
+          </w:tcPr>
+          <w:p>
+            <w:r>
+              <w:t>4</w:t>
+            </w:r>
+          </w:p>
+        </w:tc>
+        <w:tc>
+          <w:tcPr>
+            <w:tcW w:type="dxa" w:w="1728"/>
+          </w:tcPr>
+          <w:p>
+            <w:r>
+              <w:t>契约测试该用什么 TestID？24 条验收标准里查不到对应的</w:t>
+            </w:r>
+          </w:p>
+        </w:tc>
+        <w:tc>
+          <w:tcPr>
+            <w:tcW w:type="dxa" w:w="1728"/>
+          </w:tcPr>
+          <w:p>
+            <w:r>
+              <w:t>三条依据查实：M0/T0 只扫匹配 &lt;mod&gt;T\d{3}_ 的方法，不匹配的不在判定范围；旧仓库那两个测试就是无编号且 CI 一直绿</w:t>
+            </w:r>
+          </w:p>
+        </w:tc>
+        <w:tc>
+          <w:tcPr>
+            <w:tcW w:type="dxa" w:w="1728"/>
+          </w:tcPr>
+          <w:p>
+            <w:r>
+              <w:t>M1 措辞改准</w:t>
+            </w:r>
+          </w:p>
+        </w:tc>
+        <w:tc>
+          <w:tcPr>
+            <w:tcW w:type="dxa" w:w="1728"/>
+          </w:tcPr>
+          <w:p>
+            <w:r>
+              <w:t>我（措辞）</w:t>
+            </w:r>
+          </w:p>
+        </w:tc>
+      </w:tr>
+      <w:tr>
+        <w:tc>
+          <w:tcPr>
+            <w:tcW w:type="dxa" w:w="1728"/>
+          </w:tcPr>
+          <w:p>
+            <w:r>
+              <w:t>5</w:t>
+            </w:r>
+          </w:p>
+        </w:tc>
+        <w:tc>
+          <w:tcPr>
+            <w:tcW w:type="dxa" w:w="1728"/>
+          </w:tcPr>
+          <w:p>
+            <w:r>
+              <w:t>把类型/可空做成机器判据，需要两个约定：SQL↔Java 类型对应、可空性怎么表达</w:t>
+            </w:r>
+          </w:p>
+        </w:tc>
+        <w:tc>
+          <w:tcPr>
+            <w:tcW w:type="dxa" w:w="1728"/>
+          </w:tcPr>
+          <w:p>
+            <w:r>
+              <w:t>查证（只查存在性）：总账 + 工作包 0 命中，已查实的缺口</w:t>
+            </w:r>
+          </w:p>
+        </w:tc>
+        <w:tc>
+          <w:tcPr>
+            <w:tcW w:type="dxa" w:w="1728"/>
+          </w:tcPr>
+          <w:p>
+            <w:r>
+              <w:t>§5.2d</w:t>
+            </w:r>
+          </w:p>
+        </w:tc>
+        <w:tc>
+          <w:tcPr>
+            <w:tcW w:type="dxa" w:w="1728"/>
+          </w:tcPr>
+          <w:p>
+            <w:r>
+              <w:t>我</w:t>
+            </w:r>
+          </w:p>
+        </w:tc>
+      </w:tr>
+      <w:tr>
+        <w:tc>
+          <w:tcPr>
+            <w:tcW w:type="dxa" w:w="1728"/>
+          </w:tcPr>
+          <w:p>
+            <w:r>
+              <w:t>6</w:t>
+            </w:r>
+          </w:p>
+        </w:tc>
+        <w:tc>
+          <w:tcPr>
+            <w:tcW w:type="dxa" w:w="1728"/>
+          </w:tcPr>
+          <w:p>
+            <w:r>
+              <w:t>我给它讲了旧测试的做法，污染了它的独立读法</w:t>
+            </w:r>
+          </w:p>
+        </w:tc>
+        <w:tc>
+          <w:tcPr>
+            <w:tcW w:type="dxa" w:w="1728"/>
+          </w:tcPr>
+          <w:p>
+            <w:r>
+              <w:t>属实。它主动声明「不会声称测试写法是第二意见」</w:t>
+            </w:r>
+          </w:p>
+        </w:tc>
+        <w:tc>
+          <w:tcPr>
+            <w:tcW w:type="dxa" w:w="1728"/>
+          </w:tcPr>
+          <w:p>
+            <w:r>
+              <w:t>§5.2e</w:t>
+            </w:r>
+          </w:p>
+        </w:tc>
+        <w:tc>
+          <w:tcPr>
+            <w:tcW w:type="dxa" w:w="1728"/>
+          </w:tcPr>
+          <w:p>
+            <w:r>
+              <w:t>我</w:t>
+            </w:r>
+          </w:p>
+        </w:tc>
+      </w:tr>
+      <w:tr>
+        <w:tc>
+          <w:tcPr>
+            <w:tcW w:type="dxa" w:w="1728"/>
+          </w:tcPr>
+          <w:p>
+            <w:r>
+              <w:t>7</w:t>
+            </w:r>
+          </w:p>
+        </w:tc>
+        <w:tc>
+          <w:tcPr>
+            <w:tcW w:type="dxa" w:w="1728"/>
+          </w:tcPr>
+          <w:p>
+            <w:r>
+              <w:t>wp/dq-contracts 没有完工判据：D1/D4 分母为零空过、D3 扫不到、D5 不判契约</w:t>
+            </w:r>
+          </w:p>
+        </w:tc>
+        <w:tc>
+          <w:tcPr>
+            <w:tcW w:type="dxa" w:w="1728"/>
+          </w:tcPr>
+          <w:p>
+            <w:r>
+              <w:t>属实。但不悬空——列名/类型/可空对的是 information_schema 这个外部权威</w:t>
+            </w:r>
+          </w:p>
+        </w:tc>
+        <w:tc>
+          <w:tcPr>
+            <w:tcW w:type="dxa" w:w="1728"/>
+          </w:tcPr>
+          <w:p>
+            <w:r>
+              <w:t>§5.2f</w:t>
+            </w:r>
+          </w:p>
+        </w:tc>
+        <w:tc>
+          <w:tcPr>
+            <w:tcW w:type="dxa" w:w="1728"/>
+          </w:tcPr>
+          <w:p>
+            <w:r>
+              <w:t>结构性，非谁的锅</w:t>
+            </w:r>
+          </w:p>
+        </w:tc>
+      </w:tr>
+      <w:tr>
+        <w:tc>
+          <w:tcPr>
+            <w:tcW w:type="dxa" w:w="1728"/>
+          </w:tcPr>
+          <w:p>
+            <w:r>
+              <w:t>8</w:t>
+            </w:r>
+          </w:p>
+        </w:tc>
+        <w:tc>
+          <w:tcPr>
+            <w:tcW w:type="dxa" w:w="1728"/>
+          </w:tcPr>
+          <w:p>
+            <w:r>
+              <w:t>枚举取值是誊录风险不是语义风险；那 2 处 CHECK 可能跟枚举无关，实际零 ground truth 可能是 6 处</w:t>
+            </w:r>
+          </w:p>
+        </w:tc>
+        <w:tc>
+          <w:tcPr>
+            <w:tcW w:type="dxa" w:w="1728"/>
+          </w:tcPr>
+          <w:p>
+            <w:r>
+              <w:t>实测：注释式枚举 6 处、CHECK 2 处、CREATE TYPE AS ENUM 0 处。它的定性比我准</w:t>
+            </w:r>
+          </w:p>
+        </w:tc>
+        <w:tc>
+          <w:tcPr>
+            <w:tcW w:type="dxa" w:w="1728"/>
+          </w:tcPr>
+          <w:p>
+            <w:r>
+              <w:t>§5.2f</w:t>
+            </w:r>
+          </w:p>
+        </w:tc>
+        <w:tc>
+          <w:tcPr>
+            <w:tcW w:type="dxa" w:w="1728"/>
+          </w:tcPr>
+          <w:p>
+            <w:r>
+              <w:t>材料缺口</w:t>
+            </w:r>
+          </w:p>
+        </w:tc>
+      </w:tr>
+      <w:tr>
+        <w:tc>
+          <w:tcPr>
+            <w:tcW w:type="dxa" w:w="1728"/>
+          </w:tcPr>
+          <w:p>
+            <w:r>
+              <w:t>9</w:t>
+            </w:r>
+          </w:p>
+        </w:tc>
+        <w:tc>
+          <w:tcPr>
+            <w:tcW w:type="dxa" w:w="1728"/>
+          </w:tcPr>
+          <w:p>
+            <w:r>
+              <w:t>提醒我：改了标准得让 _check_standard_doc.py 和 _negtest_standard_doc.py 一起过</w:t>
+            </w:r>
+          </w:p>
+        </w:tc>
+        <w:tc>
+          <w:tcPr>
+            <w:tcW w:type="dxa" w:w="1728"/>
+          </w:tcPr>
+          <w:p>
+            <w:r>
+              <w:t>一跑就抓出 两条死规则（S5/S6），而且是静默打空的</w:t>
+            </w:r>
+          </w:p>
+        </w:tc>
+        <w:tc>
+          <w:tcPr>
+            <w:tcW w:type="dxa" w:w="1728"/>
+          </w:tcPr>
+          <w:p>
+            <w:r>
+              <w:t>假绿名录 F20</w:t>
+            </w:r>
+          </w:p>
+        </w:tc>
+        <w:tc>
+          <w:tcPr>
+            <w:tcW w:type="dxa" w:w="1728"/>
+          </w:tcPr>
+          <w:p>
+            <w:r>
+              <w:t>我</w:t>
+            </w:r>
+          </w:p>
+        </w:tc>
+      </w:tr>
+    </w:tbl>
+    <w:p>
+      <w:r>
+        <w:t>另外它主动声明了一件我没要求的事，值得单独立规矩 ——</w:t>
+      </w:r>
+    </w:p>
+    <w:p>
+      <w:pPr>
+        <w:ind w:left="360"/>
+      </w:pPr>
+      <w:r>
+        <w:rPr>
+          <w:i/>
+          <w:color w:val="555555"/>
+        </w:rPr>
+        <w:t>「我的独立性说准一点，不吹：我知道那 8 个类的名字……但内容我一个字没读过。</w:t>
+      </w:r>
+    </w:p>
+    <w:p>
+      <w:pPr>
+        <w:ind w:left="360"/>
+      </w:pPr>
+      <w:r>
+        <w:rPr>
+          <w:i/>
+          <w:color w:val="555555"/>
+        </w:rPr>
+        <w:t>所以比对在『该有哪几个类』这一维上不算独立，在『每个类有哪些字段、什么类型、</w:t>
+      </w:r>
+    </w:p>
+    <w:p>
+      <w:pPr>
+        <w:ind w:left="360"/>
+      </w:pPr>
+      <w:r>
+        <w:rPr>
+          <w:i/>
+          <w:color w:val="555555"/>
+        </w:rPr>
+        <w:t>可空不可空、枚举怎么定』这一维上是独立的。而后者才是会传错的地方。」</w:t>
+      </w:r>
+    </w:p>
+    <w:p>
+      <w:r>
+        <w:t>独立性必须分维度声明，不能整体声明。 说「我是独立的」而不说哪一维独立，</w:t>
+      </w:r>
+    </w:p>
+    <w:p>
+      <w:r>
+        <w:t>等于把没验过的维度也算进了那份保证里。写进 §5.4 的第 3 档：</w:t>
+      </w:r>
+    </w:p>
+    <w:p>
+      <w:r>
+        <w:t>两方独立连线比对时，双方都要说清哪几维独立、哪几维不独立，</w:t>
+      </w:r>
+    </w:p>
+    <w:p>
+      <w:r>
+        <w:t>不独立的那几维不计入比对结论。</w:t>
+      </w:r>
+    </w:p>
+    <w:p>
+      <w:pPr>
+        <w:pStyle w:val="Heading3"/>
+      </w:pPr>
+      <w:r>
+        <w:t>5.2h 换仓库时，材料侧必须先落地（2026-09-11）</w:t>
+      </w:r>
+    </w:p>
+    <w:p>
+      <w:r>
+        <w:t>opencode 提的第 2 条：材料里的 git clone 地址和 base_commit 全指向旧仓库，</w:t>
+      </w:r>
+    </w:p>
+    <w:p>
+      <w:r>
+        <w:t>换仓库之后旧 SHA 在新仓库里根本不存在，它照 §0.7 跑 git rev-parse HEAD</w:t>
+      </w:r>
+    </w:p>
+    <w:p>
+      <w:r>
+        <w:t>必然对不上 —— 卡在开工五步的第一步，而这是个可以提前消掉的卡点。</w:t>
+      </w:r>
+    </w:p>
+    <w:p>
+      <w:r>
+        <w:t>规矩：换仓库这件事，材料侧必须在实现方取件之前全部落地，顺序是</w:t>
+      </w:r>
+    </w:p>
+    <w:p>
+      <w:r>
+        <w:t>1. _bootstrap_new_repo.py &lt;新仓库&gt; 把骨架原样搬过去</w:t>
+      </w:r>
+    </w:p>
+    <w:p>
+      <w:r>
+        <w:t xml:space="preserve">   （搬成没搬成以新仓库 CI 的红绿为准，不以文件拷过去为准）</w:t>
+      </w:r>
+    </w:p>
+    <w:p>
+      <w:r>
+        <w:t>2. 改 repo_config.json 的 code_repo / code_repo_url —— 全仓只有这一处</w:t>
+      </w:r>
+    </w:p>
+    <w:p>
+      <w:r>
+        <w:t>3. _build_all.py —— 全部工作包的 clone 地址与基线跟着变</w:t>
+      </w:r>
+    </w:p>
+    <w:p>
+      <w:r>
+        <w:t>4. _check_ready_to_build.py &lt;模块&gt; —— 确认能开工</w:t>
+      </w:r>
+    </w:p>
+    <w:p>
+      <w:r>
+        <w:t>5. 重新发布站点，把新戳告诉实现方</w:t>
+      </w:r>
+    </w:p>
+    <w:p>
+      <w:r>
+        <w:t>6. _check_repo_address.py —— 机器数一遍，别用嘴数</w:t>
+      </w:r>
+    </w:p>
+    <w:p>
+      <w:pPr>
+        <w:ind w:left="360"/>
+      </w:pPr>
+      <w:r>
+        <w:rPr>
+          <w:i/>
+          <w:color w:val="555555"/>
+        </w:rPr>
+        <w:t>⚠️ 上面第 6 步是这一节写完之后才补上的，因为我第一版把这一节写假了。</w:t>
+      </w:r>
+    </w:p>
+    <w:p>
+      <w:pPr>
+        <w:ind w:left="360"/>
+      </w:pPr>
+    </w:p>
+    <w:p>
+      <w:pPr>
+        <w:ind w:left="360"/>
+      </w:pPr>
+      <w:r>
+        <w:rPr>
+          <w:i/>
+          <w:color w:val="555555"/>
+        </w:rPr>
+        <w:t>我原本写的是：「本次实测：改一个文件 + 跑一次全链，13 份工作包里旧地址 0 处」。</w:t>
+      </w:r>
+    </w:p>
+    <w:p>
+      <w:pPr>
+        <w:ind w:left="360"/>
+      </w:pPr>
+      <w:r>
+        <w:rPr>
+          <w:i/>
+          <w:color w:val="555555"/>
+        </w:rPr>
+        <w:t>写完顺手去数了一下 —— 19 处指路还指着旧仓库：</w:t>
+      </w:r>
+    </w:p>
+    <w:p>
+      <w:pPr>
+        <w:ind w:left="360"/>
+      </w:pPr>
+      <w:r>
+        <w:rPr>
+          <w:i/>
+          <w:color w:val="555555"/>
+        </w:rPr>
+        <w:t>CRED 9 份工作包、ZZ 2 份工作包、开发总账 13 行、另外 4 份文档各 1 行。</w:t>
+      </w:r>
+    </w:p>
+    <w:p>
+      <w:pPr>
+        <w:ind w:left="360"/>
+      </w:pPr>
+    </w:p>
+    <w:p>
+      <w:pPr>
+        <w:ind w:left="360"/>
+      </w:pPr>
+      <w:r>
+        <w:rPr>
+          <w:i/>
+          <w:color w:val="555555"/>
+        </w:rPr>
+        <w:t>根因两条，各自都足以让「改一处就全变了」这句话整个失效：</w:t>
+      </w:r>
+    </w:p>
+    <w:p>
+      <w:pPr>
+        <w:ind w:left="360"/>
+      </w:pPr>
+    </w:p>
+    <w:p>
+      <w:pPr>
+        <w:ind w:left="360"/>
+      </w:pPr>
+      <w:r>
+        <w:rPr>
+          <w:i/>
+          <w:color w:val="555555"/>
+        </w:rPr>
+        <w:t>① _build_module_pack.py 里写的是</w:t>
+      </w:r>
+    </w:p>
+    <w:p>
+      <w:pPr>
+        <w:ind w:left="360"/>
+      </w:pPr>
+      <w:r>
+        <w:rPr>
+          <w:i/>
+          <w:color w:val="555555"/>
+        </w:rPr>
+        <w:t>.get("clone_url", "https://github.com/&lt;旧仓库&gt;.git")，</w:t>
+      </w:r>
+    </w:p>
+    <w:p>
+      <w:pPr>
+        <w:ind w:left="360"/>
+      </w:pPr>
+      <w:r>
+        <w:rPr>
+          <w:i/>
+          <w:color w:val="555555"/>
+        </w:rPr>
+        <w:t>而 repo_config.json 里根本没有 clone_url 这个键（真名 code_repo_url）。</w:t>
+      </w:r>
+    </w:p>
+    <w:p>
+      <w:pPr>
+        <w:ind w:left="360"/>
+      </w:pPr>
+      <w:r>
+        <w:rPr>
+          <w:i/>
+          <w:color w:val="555555"/>
+        </w:rPr>
+        <w:t>于是那个"兜底值"不是偶尔命中，是每一次都命中（假绿 F11）。</w:t>
+      </w:r>
+    </w:p>
+    <w:p>
+      <w:pPr>
+        <w:ind w:left="360"/>
+      </w:pPr>
+      <w:r>
+        <w:rPr>
+          <w:i/>
+          <w:color w:val="555555"/>
+        </w:rPr>
+        <w:t>跟 _publish_site.py 读 build.json["commit"]（真名 "stamp"）同一个病。</w:t>
+      </w:r>
+    </w:p>
+    <w:p>
+      <w:pPr>
+        <w:ind w:left="360"/>
+      </w:pPr>
+      <w:r>
+        <w:rPr>
+          <w:i/>
+          <w:color w:val="555555"/>
+        </w:rPr>
+        <w:t>② 这个脚本压根不在 _build_all.py 里。"跑一次全链"从来没跑到它，</w:t>
+      </w:r>
+    </w:p>
+    <w:p>
+      <w:pPr>
+        <w:ind w:left="360"/>
+      </w:pPr>
+      <w:r>
+        <w:rPr>
+          <w:i/>
+          <w:color w:val="555555"/>
+        </w:rPr>
+        <w:t>CRED/ZZ 自生成那天起就没重算过。</w:t>
+      </w:r>
+    </w:p>
+    <w:p>
+      <w:pPr>
+        <w:ind w:left="360"/>
+      </w:pPr>
+    </w:p>
+    <w:p>
+      <w:pPr>
+        <w:ind w:left="360"/>
+      </w:pPr>
+      <w:r>
+        <w:rPr>
+          <w:i/>
+          <w:color w:val="555555"/>
+        </w:rPr>
+        <w:t>两条都修了。但真正的教训不是「我漏了两处」，是：</w:t>
+      </w:r>
+    </w:p>
+    <w:p>
+      <w:pPr>
+        <w:ind w:left="360"/>
+      </w:pPr>
+      <w:r>
+        <w:rPr>
+          <w:i/>
+          <w:color w:val="555555"/>
+        </w:rPr>
+        <w:t>「改一个文件跑一次全链就全变了」这句话，不能由我口头兑现。</w:t>
+      </w:r>
+    </w:p>
+    <w:p>
+      <w:pPr>
+        <w:ind w:left="360"/>
+      </w:pPr>
+      <w:r>
+        <w:rPr>
+          <w:i/>
+          <w:color w:val="555555"/>
+        </w:rPr>
+        <w:t>2026-09-09 把仓库名收进 repo_config.json 一处，确实是对的方向；</w:t>
+      </w:r>
+    </w:p>
+    <w:p>
+      <w:pPr>
+        <w:ind w:left="360"/>
+      </w:pPr>
+      <w:r>
+        <w:rPr>
+          <w:i/>
+          <w:color w:val="555555"/>
+        </w:rPr>
+        <w:t>但收敛到一处只保证了改的时候方便，没保证读的地方都跟着改。</w:t>
+      </w:r>
+    </w:p>
+    <w:p>
+      <w:pPr>
+        <w:ind w:left="360"/>
+      </w:pPr>
+      <w:r>
+        <w:rPr>
+          <w:i/>
+          <w:color w:val="555555"/>
+        </w:rPr>
+        <w:t>这两件事我当时当成一件事了。</w:t>
+      </w:r>
+    </w:p>
+    <w:p>
+      <w:pPr>
+        <w:ind w:left="360"/>
+      </w:pPr>
+    </w:p>
+    <w:p>
+      <w:pPr>
+        <w:ind w:left="360"/>
+      </w:pPr>
+      <w:r>
+        <w:rPr>
+          <w:i/>
+          <w:color w:val="555555"/>
+        </w:rPr>
+        <w:t>现在由 R14 / _check_repo_address.py 兑现，三条判据（反向测试 9/9）。</w:t>
+      </w:r>
+    </w:p>
+    <w:p>
+      <w:pPr>
+        <w:ind w:left="360"/>
+      </w:pPr>
+    </w:p>
+    <w:p>
+      <w:pPr>
+        <w:ind w:left="360"/>
+      </w:pPr>
+      <w:r>
+        <w:rPr>
+          <w:i/>
+          <w:color w:val="555555"/>
+        </w:rPr>
+        <w:t>顺带定死一条分界：旧地址分两类，处置不同 ——</w:t>
+      </w:r>
+    </w:p>
+    <w:p>
+      <w:pPr>
+        <w:ind w:left="360"/>
+      </w:pPr>
+      <w:r>
+        <w:rPr>
+          <w:i/>
+          <w:color w:val="555555"/>
+        </w:rPr>
+        <w:t>指路的（git clone / 「仓库」/「提交到」/「Repo已就绪」）必须改成当前仓库；</w:t>
+      </w:r>
+    </w:p>
+    <w:p>
+      <w:pPr>
+        <w:ind w:left="360"/>
+      </w:pPr>
+      <w:r>
+        <w:rPr>
+          <w:i/>
+          <w:color w:val="555555"/>
+        </w:rPr>
+        <w:t>记事的（带日期的核实、在讲换仓库这件事本身）一个字都不许改 ——</w:t>
+      </w:r>
+    </w:p>
+    <w:p>
+      <w:pPr>
+        <w:ind w:left="360"/>
+      </w:pPr>
+      <w:r>
+        <w:rPr>
+          <w:i/>
+          <w:color w:val="555555"/>
+        </w:rPr>
+        <w:t>旧仓库里那个草稿 PR #1 是真的，2026-08-30 查出它是私有+免费版也是真的，</w:t>
+      </w:r>
+    </w:p>
+    <w:p>
+      <w:pPr>
+        <w:ind w:left="360"/>
+      </w:pPr>
+      <w:r>
+        <w:rPr>
+          <w:i/>
+          <w:color w:val="555555"/>
+        </w:rPr>
+        <w:t>改掉等于造假。记事的原样留着，但要逐行登记进 repo_history_refs.json。</w:t>
       </w:r>
     </w:p>
     <w:p>

--- a/导出_Word/Matbox_开发包标准_V2.0.docx
+++ b/导出_Word/Matbox_开发包标准_V2.0.docx
@@ -2602,6 +2602,48 @@
           <w:p>
             <w:r>
               <w:t>判据必须直接判要判的那个东西。代理量只要有一次不等于本体，这条判据就是坏的。现在改成解开 zip 逐条比内容；证不明没变的（非 zip 二进制）一律不判为噪音</w:t>
+            </w:r>
+          </w:p>
+        </w:tc>
+      </w:tr>
+      <w:tr>
+        <w:tc>
+          <w:tcPr>
+            <w:tcW w:type="dxa" w:w="2160"/>
+          </w:tcPr>
+          <w:p>
+            <w:r>
+              <w:t>F23</w:t>
+            </w:r>
+          </w:p>
+        </w:tc>
+        <w:tc>
+          <w:tcPr>
+            <w:tcW w:type="dxa" w:w="2160"/>
+          </w:tcPr>
+          <w:p>
+            <w:r>
+              <w:t>判据只查了自己够得着的那一侧</w:t>
+            </w:r>
+          </w:p>
+        </w:tc>
+        <w:tc>
+          <w:tcPr>
+            <w:tcW w:type="dxa" w:w="2160"/>
+          </w:tcPr>
+          <w:p>
+            <w:r>
+              <w:t>opencode 2026-09-11：「33 条全绿 + 材料齐备 + 基线 MATCH + CI 绿，实现方仍然在第 5 步动不了。」它那边 java/mvn/postgres/docker 全无、sudo 免密不可用，mvn -B verify 跑不了，而 _check_delivery.py 读的是 Surefire XML、XML 要 mvn 才有 —— 交付判定链的起点就断了。33 条没有一条查「实现方那边能不能执行第一步」</w:t>
+            </w:r>
+          </w:p>
+        </w:tc>
+        <w:tc>
+          <w:tcPr>
+            <w:tcW w:type="dxa" w:w="2160"/>
+          </w:tcPr>
+          <w:p>
+            <w:r>
+              <w:t>每条判据必须声明它判的是哪一侧（材料侧／实现方侧），且实现方侧至少要有一条。够不着的那一侧，把判据送过去让对方跑：_check_toolchain.py，摆在开工五步的第 ⓪ 步</w:t>
             </w:r>
           </w:p>
         </w:tc>
@@ -6851,6 +6893,153 @@
     <w:p>
       <w:r>
         <w:t>不独立的那几维不计入比对结论。</w:t>
+      </w:r>
+    </w:p>
+    <w:p>
+      <w:pPr>
+        <w:pStyle w:val="Heading3"/>
+      </w:pPr>
+      <w:r>
+        <w:t>5.2i 判据必须声明作用域（2026-09-11 · opencode 卡点二逼出来的）</w:t>
+      </w:r>
+    </w:p>
+    <w:p>
+      <w:r>
+        <w:t>它读完材料、核完戳、clone 成功、基线 MATCH，然后卡在开工五步第 ④ 步。原话：</w:t>
+      </w:r>
+    </w:p>
+    <w:p>
+      <w:pPr>
+        <w:ind w:left="360"/>
+      </w:pPr>
+      <w:r>
+        <w:rPr>
+          <w:i/>
+          <w:color w:val="555555"/>
+        </w:rPr>
+        <w:t>「33 条全绿 + 材料齐备 + 基线 MATCH + CI 绿，实现方仍然在第 5 步动不了。</w:t>
+      </w:r>
+    </w:p>
+    <w:p>
+      <w:pPr>
+        <w:ind w:left="360"/>
+      </w:pPr>
+      <w:r>
+        <w:rPr>
+          <w:i/>
+          <w:color w:val="555555"/>
+        </w:rPr>
+        <w:t>这不是材料缺口，是代理指标的盲区。」</w:t>
+      </w:r>
+    </w:p>
+    <w:p>
+      <w:r>
+        <w:t>它说得对，而且这是我这套判据体系第一次被指出有整片视角是空的。</w:t>
+      </w:r>
+    </w:p>
+    <w:p>
+      <w:r>
+        <w:t>R2 判「真有可编译工程」—— pom.xml 在，绿。R1/R11 判仓库可访问、CI 是绿的 ——</w:t>
+      </w:r>
+    </w:p>
+    <w:p>
+      <w:r>
+        <w:t>都绿。但这 33 条全部是从材料侧视角查的：查材料齐不齐、仓库有没有、CI 绿不绿。</w:t>
+      </w:r>
+    </w:p>
+    <w:p>
+      <w:r>
+        <w:t>没有一条查「实现方那边能不能执行第一步」。</w:t>
+      </w:r>
+    </w:p>
+    <w:p>
+      <w:r>
+        <w:t>定成规矩：</w:t>
+      </w:r>
+    </w:p>
+    <w:p>
+      <w:r>
+        <w:t>1. 每条判据必须写清它判的是哪一侧 —— 材料侧，还是实现方侧。</w:t>
+      </w:r>
+    </w:p>
+    <w:p>
+      <w:r>
+        <w:t>2. 实现方侧至少要有一条。 一条都没有，就说明整套判据只在自己屋里打转。</w:t>
+      </w:r>
+    </w:p>
+    <w:p>
+      <w:r>
+        <w:t>3. 够不着的那一侧，把判据送过去让对方跑，别用代理指标替它作答。</w:t>
+      </w:r>
+    </w:p>
+    <w:p>
+      <w:r>
+        <w:t xml:space="preserve">   本次落地：_check_toolchain.py，公开可下载，摆在开工五步的第 ⓪ 步，</w:t>
+      </w:r>
+    </w:p>
+    <w:p>
+      <w:r>
+        <w:t xml:space="preserve">   逐项写清缺哪一样卡住第几步（只说「缺 java」，人不知道它挡了什么）。</w:t>
+      </w:r>
+    </w:p>
+    <w:p>
+      <w:pPr>
+        <w:ind w:left="360"/>
+      </w:pPr>
+      <w:r>
+        <w:rPr>
+          <w:i/>
+          <w:color w:val="555555"/>
+        </w:rPr>
+        <w:t>为什么代理指标在这里必然失灵：材料侧能看见的一切，都是我这台机器上的事实。</w:t>
+      </w:r>
+    </w:p>
+    <w:p>
+      <w:pPr>
+        <w:ind w:left="360"/>
+      </w:pPr>
+      <w:r>
+        <w:rPr>
+          <w:i/>
+          <w:color w:val="555555"/>
+        </w:rPr>
+        <w:t>实现方那台机器上有没有 JDK，我这边没有任何证据能推出来 ——</w:t>
+      </w:r>
+    </w:p>
+    <w:p>
+      <w:pPr>
+        <w:ind w:left="360"/>
+      </w:pPr>
+      <w:r>
+        <w:rPr>
+          <w:i/>
+          <w:color w:val="555555"/>
+        </w:rPr>
+        <w:t>不是我推错了，是这条信息压根不在我这一侧。</w:t>
+      </w:r>
+    </w:p>
+    <w:p>
+      <w:pPr>
+        <w:ind w:left="360"/>
+      </w:pPr>
+      <w:r>
+        <w:rPr>
+          <w:i/>
+          <w:color w:val="555555"/>
+        </w:rPr>
+        <w:t>这跟 F22「拿代理量当判据」是一对：F22 是代理量不等于本体，</w:t>
+      </w:r>
+    </w:p>
+    <w:p>
+      <w:pPr>
+        <w:ind w:left="360"/>
+      </w:pPr>
+      <w:r>
+        <w:rPr>
+          <w:i/>
+          <w:color w:val="555555"/>
+        </w:rPr>
+        <w:t>F23 是本体根本不在你能观测的范围里，连代理量都没有。</w:t>
       </w:r>
     </w:p>
     <w:p>

--- a/导出_Word/Matbox_开发包标准_V2.0.docx
+++ b/导出_Word/Matbox_开发包标准_V2.0.docx
@@ -6980,6 +6980,66 @@
     <w:p>
       <w:r>
         <w:t xml:space="preserve">   逐项写清缺哪一样卡住第几步（只说「缺 java」，人不知道它挡了什么）。</w:t>
+      </w:r>
+    </w:p>
+    <w:p>
+      <w:r>
+        <w:t>同一条规矩的第二个实例（当场就撞上了）：用户拍板「真库测试只在 CI 跑」之后，</w:t>
+      </w:r>
+    </w:p>
+    <w:p>
+      <w:r>
+        <w:t>交付判定 D1/D4 靠 _check_delivery.py 读 surefire XML，而 XML 现在只可能来自 CI。</w:t>
+      </w:r>
+    </w:p>
+    <w:p>
+      <w:r>
+        <w:t>去查 .github/workflows/backend-build.yml：它确实真起了 postgres:16、真跑了</w:t>
+      </w:r>
+    </w:p>
+    <w:p>
+      <w:r>
+        <w:t>mvn -B verify —— 但它没有把测试报告传出来。也就是说判定链有判据、有权威来源，</w:t>
+      </w:r>
+    </w:p>
+    <w:p>
+      <w:r>
+        <w:t>唯独输入没人产出，而这件事在链条真正被用到之前不会有任何提示。</w:t>
+      </w:r>
+    </w:p>
+    <w:p>
+      <w:r>
+        <w:t>补法是一步 actions/upload-artifact（if: always()，红了也要传）。</w:t>
+      </w:r>
+    </w:p>
+    <w:p>
+      <w:r>
+        <w:t>但它不能由 opencode 在 wp/dq-contracts 上顺手做 —— 查过 dq_protected_scope.yml：</w:t>
+      </w:r>
+    </w:p>
+    <w:p>
+      <w:r>
+        <w:t>allowed_root 是 backend/modules/dev-quality/，.github/ 在 DQ 施工范围之外，</w:t>
+      </w:r>
+    </w:p>
+    <w:p>
+      <w:r>
+        <w:t>顺手改就是越界，而越界正是 F-DQ-007 要拦的东西。</w:t>
+      </w:r>
+    </w:p>
+    <w:p>
+      <w:r>
+        <w:t>所以这一条明着挂着，写清是谁的：属平台侧，不属任何一个功能包；</w:t>
+      </w:r>
+    </w:p>
+    <w:p>
+      <w:r>
+        <w:t>在第一份真工作包交付之前必须落地，否则 D1/D4 一跑就是「找不到 TEST-*.xml」。</w:t>
+      </w:r>
+    </w:p>
+    <w:p>
+      <w:r>
+        <w:t>判定链的每一个输入，都要写清由谁产出 —— 不写，它就会在最需要它的那一刻缺席。</w:t>
       </w:r>
     </w:p>
     <w:p>

--- a/导出_Word/Matbox_开发包标准_V2.0.docx
+++ b/导出_Word/Matbox_开发包标准_V2.0.docx
@@ -2644,6 +2644,48 @@
           <w:p>
             <w:r>
               <w:t>每条判据必须声明它判的是哪一侧（材料侧／实现方侧），且实现方侧至少要有一条。够不着的那一侧，把判据送过去让对方跑：_check_toolchain.py，摆在开工五步的第 ⓪ 步</w:t>
+            </w:r>
+          </w:p>
+        </w:tc>
+      </w:tr>
+      <w:tr>
+        <w:tc>
+          <w:tcPr>
+            <w:tcW w:type="dxa" w:w="2160"/>
+          </w:tcPr>
+          <w:p>
+            <w:r>
+              <w:t>F24</w:t>
+            </w:r>
+          </w:p>
+        </w:tc>
+        <w:tc>
+          <w:tcPr>
+            <w:tcW w:type="dxa" w:w="2160"/>
+          </w:tcPr>
+          <w:p>
+            <w:r>
+              <w:t>判据到不了要用它的人手里</w:t>
+            </w:r>
+          </w:p>
+        </w:tc>
+        <w:tc>
+          <w:tcPr>
+            <w:tcW w:type="dxa" w:w="2160"/>
+          </w:tcPr>
+          <w:p>
+            <w:r>
+              <w:t>判据存在、写在文档里、在文档仓库里 —— 但实现方下载不到。2026-09-11 opencode：_check_scope.py 在工作包正文里被点名 82 次、_check_test_integrity.py 29 次，站上全是 404。更要命的是这已经是第二次：上一次是 _check_delivery.py，我当时的修法是把那一个文件加进发布清单 —— 补的是名单，不是规则。它原话：「上次你补了发布清单，这次漏了另外五个。」</w:t>
+            </w:r>
+          </w:p>
+        </w:tc>
+        <w:tc>
+          <w:tcPr>
+            <w:tcW w:type="dxa" w:w="2160"/>
+          </w:tcPr>
+          <w:p>
+            <w:r>
+              <w:t>不许再补名单。 扫工作包正文，凡被点名的 _check_*.py 一律自动进发布清单；点名了却不存在的，当场停。_build_* 不收 —— 那是在说出处，不是让人去跑</w:t>
             </w:r>
           </w:p>
         </w:tc>
@@ -6893,6 +6935,93 @@
     <w:p>
       <w:r>
         <w:t>不独立的那几维不计入比对结论。</w:t>
+      </w:r>
+    </w:p>
+    <w:p>
+      <w:pPr>
+        <w:pStyle w:val="Heading3"/>
+      </w:pPr>
+      <w:r>
+        <w:t>5.2j 补名单 vs 补规则（2026-09-11 · 同一件事第二次）</w:t>
+      </w:r>
+    </w:p>
+    <w:p>
+      <w:r>
+        <w:t>_check_delivery.py 下载不到那一次，我修得很干脆：把它加进发布清单，当天验过，绿了。</w:t>
+      </w:r>
+    </w:p>
+    <w:p>
+      <w:r>
+        <w:t>修的是那一个文件。 三天后 opencode 报回来：_check_scope.py 82 次点名、404；</w:t>
+      </w:r>
+    </w:p>
+    <w:p>
+      <w:r>
+        <w:t>_check_test_integrity.py 29 次点名、404。</w:t>
+      </w:r>
+    </w:p>
+    <w:p>
+      <w:pPr>
+        <w:ind w:left="360"/>
+      </w:pPr>
+      <w:r>
+        <w:rPr>
+          <w:i/>
+          <w:color w:val="555555"/>
+        </w:rPr>
+        <w:t>「判据存在、判据在文档仓库、实现方取不到。上次你补了发布清单，这次漏了另外五个。」</w:t>
+      </w:r>
+    </w:p>
+    <w:p>
+      <w:r>
+        <w:t>这和 D-007 是同一个病，只是换了个身体。 D-007 那次我写的判据是</w:t>
+      </w:r>
+    </w:p>
+    <w:p>
+      <w:r>
+        <w:t>「不许出现 *_gate_flow.html 直链」—— 判据写成了上次那个错误的形状，</w:t>
+      </w:r>
+    </w:p>
+    <w:p>
+      <w:r>
+        <w:t>于是 modules/*.md 大摇大摆走过去。这次我把一个文件名加进名单，</w:t>
+      </w:r>
+    </w:p>
+    <w:p>
+      <w:r>
+        <w:t>于是另外五个大摇大摆留在原地。</w:t>
+      </w:r>
+    </w:p>
+    <w:p>
+      <w:r>
+        <w:t>所以立一条通则，凡是修「漏了一个」的问题，都先问自己一句：</w:t>
+      </w:r>
+    </w:p>
+    <w:p>
+      <w:pPr>
+        <w:ind w:left="360"/>
+      </w:pPr>
+      <w:r>
+        <w:rPr>
+          <w:i/>
+          <w:color w:val="555555"/>
+        </w:rPr>
+        <w:t>我补的是这一个，还是补的是「这一类怎么被找到」？</w:t>
+      </w:r>
+    </w:p>
+    <w:p>
+      <w:r>
+        <w:t>补这一个 = 名单，下次换个成员就复发；补找法 = 规则，成员再多也跑不掉。</w:t>
+      </w:r>
+    </w:p>
+    <w:p>
+      <w:r>
+        <w:t>本次的规则是：工作包正文点名让实现方跑的东西，由程序去扫、自动进发布清单，</w:t>
+      </w:r>
+    </w:p>
+    <w:p>
+      <w:r>
+        <w:t>名单不再由人维护 —— 人维护的名单，漏了没有任何提示，这正是架构原则第 76 条。</w:t>
       </w:r>
     </w:p>
     <w:p>

--- a/导出_Word/Matbox_开发包标准_V2.0.docx
+++ b/导出_Word/Matbox_开发包标准_V2.0.docx
@@ -1623,15 +1623,16 @@
         <w:tblLook w:firstColumn="1" w:firstRow="1" w:lastColumn="0" w:lastRow="0" w:noHBand="0" w:noVBand="1" w:val="04A0"/>
       </w:tblPr>
       <w:tblGrid>
-        <w:gridCol w:w="2160"/>
-        <w:gridCol w:w="2160"/>
-        <w:gridCol w:w="2160"/>
-        <w:gridCol w:w="2160"/>
+        <w:gridCol w:w="1728"/>
+        <w:gridCol w:w="1728"/>
+        <w:gridCol w:w="1728"/>
+        <w:gridCol w:w="1728"/>
+        <w:gridCol w:w="1728"/>
       </w:tblGrid>
       <w:tr>
         <w:tc>
           <w:tcPr>
-            <w:tcW w:type="dxa" w:w="2160"/>
+            <w:tcW w:type="dxa" w:w="1728"/>
           </w:tcPr>
           <w:p>
             <w:r>
@@ -1644,7 +1645,7 @@
         </w:tc>
         <w:tc>
           <w:tcPr>
-            <w:tcW w:type="dxa" w:w="2160"/>
+            <w:tcW w:type="dxa" w:w="1728"/>
           </w:tcPr>
           <w:p>
             <w:r>
@@ -1657,7 +1658,7 @@
         </w:tc>
         <w:tc>
           <w:tcPr>
-            <w:tcW w:type="dxa" w:w="2160"/>
+            <w:tcW w:type="dxa" w:w="1728"/>
           </w:tcPr>
           <w:p>
             <w:r>
@@ -1670,7 +1671,7 @@
         </w:tc>
         <w:tc>
           <w:tcPr>
-            <w:tcW w:type="dxa" w:w="2160"/>
+            <w:tcW w:type="dxa" w:w="1728"/>
           </w:tcPr>
           <w:p>
             <w:r>
@@ -1681,11 +1682,23 @@
             </w:r>
           </w:p>
         </w:tc>
+        <w:tc>
+          <w:tcPr>
+            <w:tcW w:type="dxa" w:w="1728"/>
+          </w:tcPr>
+          <w:p>
+            <w:r>
+              <w:rPr>
+                <w:b/>
+              </w:rPr>
+            </w:r>
+          </w:p>
+        </w:tc>
       </w:tr>
       <w:tr>
         <w:tc>
           <w:tcPr>
-            <w:tcW w:type="dxa" w:w="2160"/>
+            <w:tcW w:type="dxa" w:w="1728"/>
           </w:tcPr>
           <w:p>
             <w:r>
@@ -1695,7 +1708,7 @@
         </w:tc>
         <w:tc>
           <w:tcPr>
-            <w:tcW w:type="dxa" w:w="2160"/>
+            <w:tcW w:type="dxa" w:w="1728"/>
           </w:tcPr>
           <w:p>
             <w:r>
@@ -1705,7 +1718,7 @@
         </w:tc>
         <w:tc>
           <w:tcPr>
-            <w:tcW w:type="dxa" w:w="2160"/>
+            <w:tcW w:type="dxa" w:w="1728"/>
           </w:tcPr>
           <w:p>
             <w:r>
@@ -1715,19 +1728,27 @@
         </w:tc>
         <w:tc>
           <w:tcPr>
-            <w:tcW w:type="dxa" w:w="2160"/>
+            <w:tcW w:type="dxa" w:w="1728"/>
           </w:tcPr>
           <w:p>
             <w:r>
               <w:t>跳过必须落成显式 ⏭ 行并打印理由；skip 不进分母也不算满足</w:t>
             </w:r>
+          </w:p>
+        </w:tc>
+        <w:tc>
+          <w:tcPr>
+            <w:tcW w:type="dxa" w:w="1728"/>
+          </w:tcPr>
+          <w:p>
+            <w:r/>
           </w:p>
         </w:tc>
       </w:tr>
       <w:tr>
         <w:tc>
           <w:tcPr>
-            <w:tcW w:type="dxa" w:w="2160"/>
+            <w:tcW w:type="dxa" w:w="1728"/>
           </w:tcPr>
           <w:p>
             <w:r>
@@ -1737,7 +1758,7 @@
         </w:tc>
         <w:tc>
           <w:tcPr>
-            <w:tcW w:type="dxa" w:w="2160"/>
+            <w:tcW w:type="dxa" w:w="1728"/>
           </w:tcPr>
           <w:p>
             <w:r>
@@ -1747,7 +1768,7 @@
         </w:tc>
         <w:tc>
           <w:tcPr>
-            <w:tcW w:type="dxa" w:w="2160"/>
+            <w:tcW w:type="dxa" w:w="1728"/>
           </w:tcPr>
           <w:p>
             <w:r>
@@ -1757,19 +1778,27 @@
         </w:tc>
         <w:tc>
           <w:tcPr>
-            <w:tcW w:type="dxa" w:w="2160"/>
+            <w:tcW w:type="dxa" w:w="1728"/>
           </w:tcPr>
           <w:p>
             <w:r>
               <w:t>检查器必须报它扫到了什么（几条、哪几个编号），0 条要当故障</w:t>
             </w:r>
+          </w:p>
+        </w:tc>
+        <w:tc>
+          <w:tcPr>
+            <w:tcW w:type="dxa" w:w="1728"/>
+          </w:tcPr>
+          <w:p>
+            <w:r/>
           </w:p>
         </w:tc>
       </w:tr>
       <w:tr>
         <w:tc>
           <w:tcPr>
-            <w:tcW w:type="dxa" w:w="2160"/>
+            <w:tcW w:type="dxa" w:w="1728"/>
           </w:tcPr>
           <w:p>
             <w:r>
@@ -1779,7 +1808,7 @@
         </w:tc>
         <w:tc>
           <w:tcPr>
-            <w:tcW w:type="dxa" w:w="2160"/>
+            <w:tcW w:type="dxa" w:w="1728"/>
           </w:tcPr>
           <w:p>
             <w:r>
@@ -1789,7 +1818,7 @@
         </w:tc>
         <w:tc>
           <w:tcPr>
-            <w:tcW w:type="dxa" w:w="2160"/>
+            <w:tcW w:type="dxa" w:w="1728"/>
           </w:tcPr>
           <w:p>
             <w:r>
@@ -1799,19 +1828,27 @@
         </w:tc>
         <w:tc>
           <w:tcPr>
-            <w:tcW w:type="dxa" w:w="2160"/>
+            <w:tcW w:type="dxa" w:w="1728"/>
           </w:tcPr>
           <w:p>
             <w:r>
               <w:t>编号前缀、方法名前缀一律从登记表取；串模块用例进反向测试</w:t>
             </w:r>
+          </w:p>
+        </w:tc>
+        <w:tc>
+          <w:tcPr>
+            <w:tcW w:type="dxa" w:w="1728"/>
+          </w:tcPr>
+          <w:p>
+            <w:r/>
           </w:p>
         </w:tc>
       </w:tr>
       <w:tr>
         <w:tc>
           <w:tcPr>
-            <w:tcW w:type="dxa" w:w="2160"/>
+            <w:tcW w:type="dxa" w:w="1728"/>
           </w:tcPr>
           <w:p>
             <w:r>
@@ -1821,7 +1858,7 @@
         </w:tc>
         <w:tc>
           <w:tcPr>
-            <w:tcW w:type="dxa" w:w="2160"/>
+            <w:tcW w:type="dxa" w:w="1728"/>
           </w:tcPr>
           <w:p>
             <w:r>
@@ -1831,7 +1868,7 @@
         </w:tc>
         <w:tc>
           <w:tcPr>
-            <w:tcW w:type="dxa" w:w="2160"/>
+            <w:tcW w:type="dxa" w:w="1728"/>
           </w:tcPr>
           <w:p>
             <w:r>
@@ -1841,19 +1878,27 @@
         </w:tc>
         <w:tc>
           <w:tcPr>
-            <w:tcW w:type="dxa" w:w="2160"/>
+            <w:tcW w:type="dxa" w:w="1728"/>
           </w:tcPr>
           <w:p>
             <w:r>
               <w:t>全链任一步非零退出即停，不许继续往下生成半成品</w:t>
             </w:r>
+          </w:p>
+        </w:tc>
+        <w:tc>
+          <w:tcPr>
+            <w:tcW w:type="dxa" w:w="1728"/>
+          </w:tcPr>
+          <w:p>
+            <w:r/>
           </w:p>
         </w:tc>
       </w:tr>
       <w:tr>
         <w:tc>
           <w:tcPr>
-            <w:tcW w:type="dxa" w:w="2160"/>
+            <w:tcW w:type="dxa" w:w="1728"/>
           </w:tcPr>
           <w:p>
             <w:r>
@@ -1863,7 +1908,7 @@
         </w:tc>
         <w:tc>
           <w:tcPr>
-            <w:tcW w:type="dxa" w:w="2160"/>
+            <w:tcW w:type="dxa" w:w="1728"/>
           </w:tcPr>
           <w:p>
             <w:r>
@@ -1873,7 +1918,7 @@
         </w:tc>
         <w:tc>
           <w:tcPr>
-            <w:tcW w:type="dxa" w:w="2160"/>
+            <w:tcW w:type="dxa" w:w="1728"/>
           </w:tcPr>
           <w:p>
             <w:r>
@@ -1883,19 +1928,27 @@
         </w:tc>
         <w:tc>
           <w:tcPr>
-            <w:tcW w:type="dxa" w:w="2160"/>
+            <w:tcW w:type="dxa" w:w="1728"/>
           </w:tcPr>
           <w:p>
             <w:r>
               <w:t>登记表驱动全链 + guard：登记了模块却没申报生成步骤 → 直接停</w:t>
             </w:r>
+          </w:p>
+        </w:tc>
+        <w:tc>
+          <w:tcPr>
+            <w:tcW w:type="dxa" w:w="1728"/>
+          </w:tcPr>
+          <w:p>
+            <w:r/>
           </w:p>
         </w:tc>
       </w:tr>
       <w:tr>
         <w:tc>
           <w:tcPr>
-            <w:tcW w:type="dxa" w:w="2160"/>
+            <w:tcW w:type="dxa" w:w="1728"/>
           </w:tcPr>
           <w:p>
             <w:r>
@@ -1905,7 +1958,7 @@
         </w:tc>
         <w:tc>
           <w:tcPr>
-            <w:tcW w:type="dxa" w:w="2160"/>
+            <w:tcW w:type="dxa" w:w="1728"/>
           </w:tcPr>
           <w:p>
             <w:r>
@@ -1915,7 +1968,7 @@
         </w:tc>
         <w:tc>
           <w:tcPr>
-            <w:tcW w:type="dxa" w:w="2160"/>
+            <w:tcW w:type="dxa" w:w="1728"/>
           </w:tcPr>
           <w:p>
             <w:r>
@@ -1925,19 +1978,27 @@
         </w:tc>
         <w:tc>
           <w:tcPr>
-            <w:tcW w:type="dxa" w:w="2160"/>
+            <w:tcW w:type="dxa" w:w="1728"/>
           </w:tcPr>
           <w:p>
             <w:r>
               <w:t>该列几条就得列几条；0 条当故障，不当空</w:t>
             </w:r>
+          </w:p>
+        </w:tc>
+        <w:tc>
+          <w:tcPr>
+            <w:tcW w:type="dxa" w:w="1728"/>
+          </w:tcPr>
+          <w:p>
+            <w:r/>
           </w:p>
         </w:tc>
       </w:tr>
       <w:tr>
         <w:tc>
           <w:tcPr>
-            <w:tcW w:type="dxa" w:w="2160"/>
+            <w:tcW w:type="dxa" w:w="1728"/>
           </w:tcPr>
           <w:p>
             <w:r>
@@ -1947,7 +2008,7 @@
         </w:tc>
         <w:tc>
           <w:tcPr>
-            <w:tcW w:type="dxa" w:w="2160"/>
+            <w:tcW w:type="dxa" w:w="1728"/>
           </w:tcPr>
           <w:p>
             <w:r>
@@ -1957,7 +2018,7 @@
         </w:tc>
         <w:tc>
           <w:tcPr>
-            <w:tcW w:type="dxa" w:w="2160"/>
+            <w:tcW w:type="dxa" w:w="1728"/>
           </w:tcPr>
           <w:p>
             <w:r>
@@ -1967,19 +2028,27 @@
         </w:tc>
         <w:tc>
           <w:tcPr>
-            <w:tcW w:type="dxa" w:w="2160"/>
+            <w:tcW w:type="dxa" w:w="1728"/>
           </w:tcPr>
           <w:p>
             <w:r>
               <w:t>产出后逐条验链接可达，不可达即停</w:t>
             </w:r>
+          </w:p>
+        </w:tc>
+        <w:tc>
+          <w:tcPr>
+            <w:tcW w:type="dxa" w:w="1728"/>
+          </w:tcPr>
+          <w:p>
+            <w:r/>
           </w:p>
         </w:tc>
       </w:tr>
       <w:tr>
         <w:tc>
           <w:tcPr>
-            <w:tcW w:type="dxa" w:w="2160"/>
+            <w:tcW w:type="dxa" w:w="1728"/>
           </w:tcPr>
           <w:p>
             <w:r>
@@ -1989,7 +2058,7 @@
         </w:tc>
         <w:tc>
           <w:tcPr>
-            <w:tcW w:type="dxa" w:w="2160"/>
+            <w:tcW w:type="dxa" w:w="1728"/>
           </w:tcPr>
           <w:p>
             <w:r>
@@ -1999,7 +2068,7 @@
         </w:tc>
         <w:tc>
           <w:tcPr>
-            <w:tcW w:type="dxa" w:w="2160"/>
+            <w:tcW w:type="dxa" w:w="1728"/>
           </w:tcPr>
           <w:p>
             <w:r>
@@ -2009,19 +2078,27 @@
         </w:tc>
         <w:tc>
           <w:tcPr>
-            <w:tcW w:type="dxa" w:w="2160"/>
+            <w:tcW w:type="dxa" w:w="1728"/>
           </w:tcPr>
           <w:p>
             <w:r>
               <w:t>生成即全量重算，产出目录里多出来的要主动清理；登记类的按「文件在不在」剪枝</w:t>
             </w:r>
+          </w:p>
+        </w:tc>
+        <w:tc>
+          <w:tcPr>
+            <w:tcW w:type="dxa" w:w="1728"/>
+          </w:tcPr>
+          <w:p>
+            <w:r/>
           </w:p>
         </w:tc>
       </w:tr>
       <w:tr>
         <w:tc>
           <w:tcPr>
-            <w:tcW w:type="dxa" w:w="2160"/>
+            <w:tcW w:type="dxa" w:w="1728"/>
           </w:tcPr>
           <w:p>
             <w:r>
@@ -2031,7 +2108,7 @@
         </w:tc>
         <w:tc>
           <w:tcPr>
-            <w:tcW w:type="dxa" w:w="2160"/>
+            <w:tcW w:type="dxa" w:w="1728"/>
           </w:tcPr>
           <w:p>
             <w:r>
@@ -2041,7 +2118,7 @@
         </w:tc>
         <w:tc>
           <w:tcPr>
-            <w:tcW w:type="dxa" w:w="2160"/>
+            <w:tcW w:type="dxa" w:w="1728"/>
           </w:tcPr>
           <w:p>
             <w:r>
@@ -2051,19 +2128,27 @@
         </w:tc>
         <w:tc>
           <w:tcPr>
-            <w:tcW w:type="dxa" w:w="2160"/>
+            <w:tcW w:type="dxa" w:w="1728"/>
           </w:tcPr>
           <w:p>
             <w:r>
               <w:t>⚪ 单列，不进"已满足"；弹窗按 §0.5.2 如实标</w:t>
             </w:r>
+          </w:p>
+        </w:tc>
+        <w:tc>
+          <w:tcPr>
+            <w:tcW w:type="dxa" w:w="1728"/>
+          </w:tcPr>
+          <w:p>
+            <w:r/>
           </w:p>
         </w:tc>
       </w:tr>
       <w:tr>
         <w:tc>
           <w:tcPr>
-            <w:tcW w:type="dxa" w:w="2160"/>
+            <w:tcW w:type="dxa" w:w="1728"/>
           </w:tcPr>
           <w:p>
             <w:r>
@@ -2073,7 +2158,7 @@
         </w:tc>
         <w:tc>
           <w:tcPr>
-            <w:tcW w:type="dxa" w:w="2160"/>
+            <w:tcW w:type="dxa" w:w="1728"/>
           </w:tcPr>
           <w:p>
             <w:r>
@@ -2083,7 +2168,7 @@
         </w:tc>
         <w:tc>
           <w:tcPr>
-            <w:tcW w:type="dxa" w:w="2160"/>
+            <w:tcW w:type="dxa" w:w="1728"/>
           </w:tcPr>
           <w:p>
             <w:r>
@@ -2093,19 +2178,27 @@
         </w:tc>
         <w:tc>
           <w:tcPr>
-            <w:tcW w:type="dxa" w:w="2160"/>
+            <w:tcW w:type="dxa" w:w="1728"/>
           </w:tcPr>
           <w:p>
             <w:r>
               <w:t>改结构判定：找真的 CREATE TABLE、真的非空路径、真的方法+路径同现</w:t>
             </w:r>
+          </w:p>
+        </w:tc>
+        <w:tc>
+          <w:tcPr>
+            <w:tcW w:type="dxa" w:w="1728"/>
+          </w:tcPr>
+          <w:p>
+            <w:r/>
           </w:p>
         </w:tc>
       </w:tr>
       <w:tr>
         <w:tc>
           <w:tcPr>
-            <w:tcW w:type="dxa" w:w="2160"/>
+            <w:tcW w:type="dxa" w:w="1728"/>
           </w:tcPr>
           <w:p>
             <w:r>
@@ -2115,7 +2208,7 @@
         </w:tc>
         <w:tc>
           <w:tcPr>
-            <w:tcW w:type="dxa" w:w="2160"/>
+            <w:tcW w:type="dxa" w:w="1728"/>
           </w:tcPr>
           <w:p>
             <w:r>
@@ -2125,7 +2218,7 @@
         </w:tc>
         <w:tc>
           <w:tcPr>
-            <w:tcW w:type="dxa" w:w="2160"/>
+            <w:tcW w:type="dxa" w:w="1728"/>
           </w:tcPr>
           <w:p>
             <w:r>
@@ -2135,19 +2228,27 @@
         </w:tc>
         <w:tc>
           <w:tcPr>
-            <w:tcW w:type="dxa" w:w="2160"/>
+            <w:tcW w:type="dxa" w:w="1728"/>
           </w:tcPr>
           <w:p>
             <w:r>
               <w:t>抠不到值必须当场停并点名哪条正则/哪个键过期。配置一律直接下标取，取不到就炸；兜底值只许出现在「没有也真的行」的地方</w:t>
             </w:r>
+          </w:p>
+        </w:tc>
+        <w:tc>
+          <w:tcPr>
+            <w:tcW w:type="dxa" w:w="1728"/>
+          </w:tcPr>
+          <w:p>
+            <w:r/>
           </w:p>
         </w:tc>
       </w:tr>
       <w:tr>
         <w:tc>
           <w:tcPr>
-            <w:tcW w:type="dxa" w:w="2160"/>
+            <w:tcW w:type="dxa" w:w="1728"/>
           </w:tcPr>
           <w:p>
             <w:r>
@@ -2157,7 +2258,7 @@
         </w:tc>
         <w:tc>
           <w:tcPr>
-            <w:tcW w:type="dxa" w:w="2160"/>
+            <w:tcW w:type="dxa" w:w="1728"/>
           </w:tcPr>
           <w:p>
             <w:r>
@@ -2167,7 +2268,7 @@
         </w:tc>
         <w:tc>
           <w:tcPr>
-            <w:tcW w:type="dxa" w:w="2160"/>
+            <w:tcW w:type="dxa" w:w="1728"/>
           </w:tcPr>
           <w:p>
             <w:r>
@@ -2177,19 +2278,27 @@
         </w:tc>
         <w:tc>
           <w:tcPr>
-            <w:tcW w:type="dxa" w:w="2160"/>
+            <w:tcW w:type="dxa" w:w="1728"/>
           </w:tcPr>
           <w:p>
             <w:r>
               <w:t>声明字段必须有唯一的执行点（is_public()），且反向验过</w:t>
             </w:r>
+          </w:p>
+        </w:tc>
+        <w:tc>
+          <w:tcPr>
+            <w:tcW w:type="dxa" w:w="1728"/>
+          </w:tcPr>
+          <w:p>
+            <w:r/>
           </w:p>
         </w:tc>
       </w:tr>
       <w:tr>
         <w:tc>
           <w:tcPr>
-            <w:tcW w:type="dxa" w:w="2160"/>
+            <w:tcW w:type="dxa" w:w="1728"/>
           </w:tcPr>
           <w:p>
             <w:r>
@@ -2199,7 +2308,7 @@
         </w:tc>
         <w:tc>
           <w:tcPr>
-            <w:tcW w:type="dxa" w:w="2160"/>
+            <w:tcW w:type="dxa" w:w="1728"/>
           </w:tcPr>
           <w:p>
             <w:r>
@@ -2209,7 +2318,7 @@
         </w:tc>
         <w:tc>
           <w:tcPr>
-            <w:tcW w:type="dxa" w:w="2160"/>
+            <w:tcW w:type="dxa" w:w="1728"/>
           </w:tcPr>
           <w:p>
             <w:r>
@@ -2219,19 +2328,27 @@
         </w:tc>
         <w:tc>
           <w:tcPr>
-            <w:tcW w:type="dxa" w:w="2160"/>
+            <w:tcW w:type="dxa" w:w="1728"/>
           </w:tcPr>
           <w:p>
             <w:r>
               <w:t>标准文档本身被机器判：编号必须能在检查器里找到（§10.2）</w:t>
             </w:r>
+          </w:p>
+        </w:tc>
+        <w:tc>
+          <w:tcPr>
+            <w:tcW w:type="dxa" w:w="1728"/>
+          </w:tcPr>
+          <w:p>
+            <w:r/>
           </w:p>
         </w:tc>
       </w:tr>
       <w:tr>
         <w:tc>
           <w:tcPr>
-            <w:tcW w:type="dxa" w:w="2160"/>
+            <w:tcW w:type="dxa" w:w="1728"/>
           </w:tcPr>
           <w:p>
             <w:r>
@@ -2241,7 +2358,7 @@
         </w:tc>
         <w:tc>
           <w:tcPr>
-            <w:tcW w:type="dxa" w:w="2160"/>
+            <w:tcW w:type="dxa" w:w="1728"/>
           </w:tcPr>
           <w:p>
             <w:r>
@@ -2251,7 +2368,7 @@
         </w:tc>
         <w:tc>
           <w:tcPr>
-            <w:tcW w:type="dxa" w:w="2160"/>
+            <w:tcW w:type="dxa" w:w="1728"/>
           </w:tcPr>
           <w:p>
             <w:r>
@@ -2261,19 +2378,27 @@
         </w:tc>
         <w:tc>
           <w:tcPr>
-            <w:tcW w:type="dxa" w:w="2160"/>
+            <w:tcW w:type="dxa" w:w="1728"/>
           </w:tcPr>
           <w:p>
             <w:r>
               <w:t>判据限定为会被打印出来的字符串（紧跟引号），不是"源码里出现过"</w:t>
             </w:r>
+          </w:p>
+        </w:tc>
+        <w:tc>
+          <w:tcPr>
+            <w:tcW w:type="dxa" w:w="1728"/>
+          </w:tcPr>
+          <w:p>
+            <w:r/>
           </w:p>
         </w:tc>
       </w:tr>
       <w:tr>
         <w:tc>
           <w:tcPr>
-            <w:tcW w:type="dxa" w:w="2160"/>
+            <w:tcW w:type="dxa" w:w="1728"/>
           </w:tcPr>
           <w:p>
             <w:r>
@@ -2283,7 +2408,7 @@
         </w:tc>
         <w:tc>
           <w:tcPr>
-            <w:tcW w:type="dxa" w:w="2160"/>
+            <w:tcW w:type="dxa" w:w="1728"/>
           </w:tcPr>
           <w:p>
             <w:r>
@@ -2293,7 +2418,7 @@
         </w:tc>
         <w:tc>
           <w:tcPr>
-            <w:tcW w:type="dxa" w:w="2160"/>
+            <w:tcW w:type="dxa" w:w="1728"/>
           </w:tcPr>
           <w:p>
             <w:r>
@@ -2303,19 +2428,27 @@
         </w:tc>
         <w:tc>
           <w:tcPr>
-            <w:tcW w:type="dxa" w:w="2160"/>
+            <w:tcW w:type="dxa" w:w="1728"/>
           </w:tcPr>
           <w:p>
             <w:r>
               <w:t>中文文档里的匹配一律显式写 ASCII 字符类；\b/\w 碰中文必须先验一遍</w:t>
             </w:r>
+          </w:p>
+        </w:tc>
+        <w:tc>
+          <w:tcPr>
+            <w:tcW w:type="dxa" w:w="1728"/>
+          </w:tcPr>
+          <w:p>
+            <w:r/>
           </w:p>
         </w:tc>
       </w:tr>
       <w:tr>
         <w:tc>
           <w:tcPr>
-            <w:tcW w:type="dxa" w:w="2160"/>
+            <w:tcW w:type="dxa" w:w="1728"/>
           </w:tcPr>
           <w:p>
             <w:r>
@@ -2325,7 +2458,7 @@
         </w:tc>
         <w:tc>
           <w:tcPr>
-            <w:tcW w:type="dxa" w:w="2160"/>
+            <w:tcW w:type="dxa" w:w="1728"/>
           </w:tcPr>
           <w:p>
             <w:r>
@@ -2335,7 +2468,7 @@
         </w:tc>
         <w:tc>
           <w:tcPr>
-            <w:tcW w:type="dxa" w:w="2160"/>
+            <w:tcW w:type="dxa" w:w="1728"/>
           </w:tcPr>
           <w:p>
             <w:r>
@@ -2345,19 +2478,27 @@
         </w:tc>
         <w:tc>
           <w:tcPr>
-            <w:tcW w:type="dxa" w:w="2160"/>
+            <w:tcW w:type="dxa" w:w="1728"/>
           </w:tcPr>
           <w:p>
             <w:r>
               <w:t>凡是要求别人遵守的文档，必须出现在取件页上；取件页链接自检覆盖它</w:t>
             </w:r>
+          </w:p>
+        </w:tc>
+        <w:tc>
+          <w:tcPr>
+            <w:tcW w:type="dxa" w:w="1728"/>
+          </w:tcPr>
+          <w:p>
+            <w:r/>
           </w:p>
         </w:tc>
       </w:tr>
       <w:tr>
         <w:tc>
           <w:tcPr>
-            <w:tcW w:type="dxa" w:w="2160"/>
+            <w:tcW w:type="dxa" w:w="1728"/>
           </w:tcPr>
           <w:p>
             <w:r>
@@ -2367,7 +2508,7 @@
         </w:tc>
         <w:tc>
           <w:tcPr>
-            <w:tcW w:type="dxa" w:w="2160"/>
+            <w:tcW w:type="dxa" w:w="1728"/>
           </w:tcPr>
           <w:p>
             <w:r>
@@ -2377,7 +2518,7 @@
         </w:tc>
         <w:tc>
           <w:tcPr>
-            <w:tcW w:type="dxa" w:w="2160"/>
+            <w:tcW w:type="dxa" w:w="1728"/>
           </w:tcPr>
           <w:p>
             <w:r>
@@ -2387,19 +2528,27 @@
         </w:tc>
         <w:tc>
           <w:tcPr>
-            <w:tcW w:type="dxa" w:w="2160"/>
+            <w:tcW w:type="dxa" w:w="1728"/>
           </w:tcPr>
           <w:p>
             <w:r>
               <w:t>S8：正文不许有控制字符</w:t>
             </w:r>
+          </w:p>
+        </w:tc>
+        <w:tc>
+          <w:tcPr>
+            <w:tcW w:type="dxa" w:w="1728"/>
+          </w:tcPr>
+          <w:p>
+            <w:r/>
           </w:p>
         </w:tc>
       </w:tr>
       <w:tr>
         <w:tc>
           <w:tcPr>
-            <w:tcW w:type="dxa" w:w="2160"/>
+            <w:tcW w:type="dxa" w:w="1728"/>
           </w:tcPr>
           <w:p>
             <w:r>
@@ -2409,7 +2558,7 @@
         </w:tc>
         <w:tc>
           <w:tcPr>
-            <w:tcW w:type="dxa" w:w="2160"/>
+            <w:tcW w:type="dxa" w:w="1728"/>
           </w:tcPr>
           <w:p>
             <w:r>
@@ -2419,7 +2568,7 @@
         </w:tc>
         <w:tc>
           <w:tcPr>
-            <w:tcW w:type="dxa" w:w="2160"/>
+            <w:tcW w:type="dxa" w:w="1728"/>
           </w:tcPr>
           <w:p>
             <w:r>
@@ -2429,19 +2578,27 @@
         </w:tc>
         <w:tc>
           <w:tcPr>
-            <w:tcW w:type="dxa" w:w="2160"/>
+            <w:tcW w:type="dxa" w:w="1728"/>
           </w:tcPr>
           <w:p>
             <w:r>
               <w:t>凡是用来判交付的东西，判据、位置、怎么产生，都必须印在被判的人手里那一份上</w:t>
             </w:r>
+          </w:p>
+        </w:tc>
+        <w:tc>
+          <w:tcPr>
+            <w:tcW w:type="dxa" w:w="1728"/>
+          </w:tcPr>
+          <w:p>
+            <w:r/>
           </w:p>
         </w:tc>
       </w:tr>
       <w:tr>
         <w:tc>
           <w:tcPr>
-            <w:tcW w:type="dxa" w:w="2160"/>
+            <w:tcW w:type="dxa" w:w="1728"/>
           </w:tcPr>
           <w:p>
             <w:r>
@@ -2451,7 +2608,7 @@
         </w:tc>
         <w:tc>
           <w:tcPr>
-            <w:tcW w:type="dxa" w:w="2160"/>
+            <w:tcW w:type="dxa" w:w="1728"/>
           </w:tcPr>
           <w:p>
             <w:r>
@@ -2461,7 +2618,7 @@
         </w:tc>
         <w:tc>
           <w:tcPr>
-            <w:tcW w:type="dxa" w:w="2160"/>
+            <w:tcW w:type="dxa" w:w="1728"/>
           </w:tcPr>
           <w:p>
             <w:r>
@@ -2471,19 +2628,27 @@
         </w:tc>
         <w:tc>
           <w:tcPr>
-            <w:tcW w:type="dxa" w:w="2160"/>
+            <w:tcW w:type="dxa" w:w="1728"/>
           </w:tcPr>
           <w:p>
             <w:r>
               <w:t>具名豁免 + 写出处；不适用的判成 ⏭ 而不是 ❌</w:t>
             </w:r>
+          </w:p>
+        </w:tc>
+        <w:tc>
+          <w:tcPr>
+            <w:tcW w:type="dxa" w:w="1728"/>
+          </w:tcPr>
+          <w:p>
+            <w:r/>
           </w:p>
         </w:tc>
       </w:tr>
       <w:tr>
         <w:tc>
           <w:tcPr>
-            <w:tcW w:type="dxa" w:w="2160"/>
+            <w:tcW w:type="dxa" w:w="1728"/>
           </w:tcPr>
           <w:p>
             <w:r>
@@ -2493,7 +2658,7 @@
         </w:tc>
         <w:tc>
           <w:tcPr>
-            <w:tcW w:type="dxa" w:w="2160"/>
+            <w:tcW w:type="dxa" w:w="1728"/>
           </w:tcPr>
           <w:p>
             <w:r>
@@ -2503,7 +2668,7 @@
         </w:tc>
         <w:tc>
           <w:tcPr>
-            <w:tcW w:type="dxa" w:w="2160"/>
+            <w:tcW w:type="dxa" w:w="1728"/>
           </w:tcPr>
           <w:p>
             <w:r>
@@ -2513,19 +2678,27 @@
         </w:tc>
         <w:tc>
           <w:tcPr>
-            <w:tcW w:type="dxa" w:w="2160"/>
+            <w:tcW w:type="dxa" w:w="1728"/>
           </w:tcPr>
           <w:p>
             <w:r>
               <w:t>变异体必须与原文逐字节比对，相同就当场炸（_must_differ）；靶子一律从被测文档现算，不许写死数字</w:t>
             </w:r>
+          </w:p>
+        </w:tc>
+        <w:tc>
+          <w:tcPr>
+            <w:tcW w:type="dxa" w:w="1728"/>
+          </w:tcPr>
+          <w:p>
+            <w:r/>
           </w:p>
         </w:tc>
       </w:tr>
       <w:tr>
         <w:tc>
           <w:tcPr>
-            <w:tcW w:type="dxa" w:w="2160"/>
+            <w:tcW w:type="dxa" w:w="1728"/>
           </w:tcPr>
           <w:p>
             <w:r>
@@ -2535,7 +2708,7 @@
         </w:tc>
         <w:tc>
           <w:tcPr>
-            <w:tcW w:type="dxa" w:w="2160"/>
+            <w:tcW w:type="dxa" w:w="1728"/>
           </w:tcPr>
           <w:p>
             <w:r>
@@ -2545,7 +2718,7 @@
         </w:tc>
         <w:tc>
           <w:tcPr>
-            <w:tcW w:type="dxa" w:w="2160"/>
+            <w:tcW w:type="dxa" w:w="1728"/>
           </w:tcPr>
           <w:p>
             <w:r>
@@ -2555,19 +2728,27 @@
         </w:tc>
         <w:tc>
           <w:tcPr>
-            <w:tcW w:type="dxa" w:w="2160"/>
+            <w:tcW w:type="dxa" w:w="1728"/>
           </w:tcPr>
           <w:p>
             <w:r>
               <w:t>测试/检查器的名字必须写清比的是哪一维；比不到的维度在注释里点名，不许让名字替它兜底</w:t>
             </w:r>
+          </w:p>
+        </w:tc>
+        <w:tc>
+          <w:tcPr>
+            <w:tcW w:type="dxa" w:w="1728"/>
+          </w:tcPr>
+          <w:p>
+            <w:r/>
           </w:p>
         </w:tc>
       </w:tr>
       <w:tr>
         <w:tc>
           <w:tcPr>
-            <w:tcW w:type="dxa" w:w="2160"/>
+            <w:tcW w:type="dxa" w:w="1728"/>
           </w:tcPr>
           <w:p>
             <w:r>
@@ -2577,7 +2758,7 @@
         </w:tc>
         <w:tc>
           <w:tcPr>
-            <w:tcW w:type="dxa" w:w="2160"/>
+            <w:tcW w:type="dxa" w:w="1728"/>
           </w:tcPr>
           <w:p>
             <w:r>
@@ -2587,7 +2768,7 @@
         </w:tc>
         <w:tc>
           <w:tcPr>
-            <w:tcW w:type="dxa" w:w="2160"/>
+            <w:tcW w:type="dxa" w:w="1728"/>
           </w:tcPr>
           <w:p>
             <w:r>
@@ -2597,19 +2778,27 @@
         </w:tc>
         <w:tc>
           <w:tcPr>
-            <w:tcW w:type="dxa" w:w="2160"/>
+            <w:tcW w:type="dxa" w:w="1728"/>
           </w:tcPr>
           <w:p>
             <w:r>
               <w:t>判据必须直接判要判的那个东西。代理量只要有一次不等于本体，这条判据就是坏的。现在改成解开 zip 逐条比内容；证不明没变的（非 zip 二进制）一律不判为噪音</w:t>
             </w:r>
+          </w:p>
+        </w:tc>
+        <w:tc>
+          <w:tcPr>
+            <w:tcW w:type="dxa" w:w="1728"/>
+          </w:tcPr>
+          <w:p>
+            <w:r/>
           </w:p>
         </w:tc>
       </w:tr>
       <w:tr>
         <w:tc>
           <w:tcPr>
-            <w:tcW w:type="dxa" w:w="2160"/>
+            <w:tcW w:type="dxa" w:w="1728"/>
           </w:tcPr>
           <w:p>
             <w:r>
@@ -2619,7 +2808,7 @@
         </w:tc>
         <w:tc>
           <w:tcPr>
-            <w:tcW w:type="dxa" w:w="2160"/>
+            <w:tcW w:type="dxa" w:w="1728"/>
           </w:tcPr>
           <w:p>
             <w:r>
@@ -2629,7 +2818,7 @@
         </w:tc>
         <w:tc>
           <w:tcPr>
-            <w:tcW w:type="dxa" w:w="2160"/>
+            <w:tcW w:type="dxa" w:w="1728"/>
           </w:tcPr>
           <w:p>
             <w:r>
@@ -2639,19 +2828,27 @@
         </w:tc>
         <w:tc>
           <w:tcPr>
-            <w:tcW w:type="dxa" w:w="2160"/>
+            <w:tcW w:type="dxa" w:w="1728"/>
           </w:tcPr>
           <w:p>
             <w:r>
               <w:t>每条判据必须声明它判的是哪一侧（材料侧／实现方侧），且实现方侧至少要有一条。够不着的那一侧，把判据送过去让对方跑：_check_toolchain.py，摆在开工五步的第 ⓪ 步</w:t>
             </w:r>
+          </w:p>
+        </w:tc>
+        <w:tc>
+          <w:tcPr>
+            <w:tcW w:type="dxa" w:w="1728"/>
+          </w:tcPr>
+          <w:p>
+            <w:r/>
           </w:p>
         </w:tc>
       </w:tr>
       <w:tr>
         <w:tc>
           <w:tcPr>
-            <w:tcW w:type="dxa" w:w="2160"/>
+            <w:tcW w:type="dxa" w:w="1728"/>
           </w:tcPr>
           <w:p>
             <w:r>
@@ -2661,7 +2858,7 @@
         </w:tc>
         <w:tc>
           <w:tcPr>
-            <w:tcW w:type="dxa" w:w="2160"/>
+            <w:tcW w:type="dxa" w:w="1728"/>
           </w:tcPr>
           <w:p>
             <w:r>
@@ -2671,7 +2868,7 @@
         </w:tc>
         <w:tc>
           <w:tcPr>
-            <w:tcW w:type="dxa" w:w="2160"/>
+            <w:tcW w:type="dxa" w:w="1728"/>
           </w:tcPr>
           <w:p>
             <w:r>
@@ -2681,11 +2878,71 @@
         </w:tc>
         <w:tc>
           <w:tcPr>
-            <w:tcW w:type="dxa" w:w="2160"/>
+            <w:tcW w:type="dxa" w:w="1728"/>
           </w:tcPr>
           <w:p>
             <w:r>
               <w:t>不许再补名单。 扫工作包正文，凡被点名的 _check_*.py 一律自动进发布清单；点名了却不存在的，当场停。_build_* 不收 —— 那是在说出处，不是让人去跑</w:t>
+            </w:r>
+          </w:p>
+        </w:tc>
+        <w:tc>
+          <w:tcPr>
+            <w:tcW w:type="dxa" w:w="1728"/>
+          </w:tcPr>
+          <w:p>
+            <w:r/>
+          </w:p>
+        </w:tc>
+      </w:tr>
+      <w:tr>
+        <w:tc>
+          <w:tcPr>
+            <w:tcW w:type="dxa" w:w="1728"/>
+          </w:tcPr>
+          <w:p>
+            <w:r>
+              <w:t>F25</w:t>
+            </w:r>
+          </w:p>
+        </w:tc>
+        <w:tc>
+          <w:tcPr>
+            <w:tcW w:type="dxa" w:w="1728"/>
+          </w:tcPr>
+          <w:p>
+            <w:r>
+              <w:t>结论在传递途中被换掉</w:t>
+            </w:r>
+          </w:p>
+        </w:tc>
+        <w:tc>
+          <w:tcPr>
+            <w:tcW w:type="dxa" w:w="1728"/>
+          </w:tcPr>
+          <w:p>
+            <w:r>
+              <w:t>判据算对了、也打印对了，但读的人拿到的不是它。2026-09-11 实况：python3 _check_xxx.py …</w:t>
+            </w:r>
+          </w:p>
+        </w:tc>
+        <w:tc>
+          <w:tcPr>
+            <w:tcW w:type="dxa" w:w="1728"/>
+          </w:tcPr>
+          <w:p>
+            <w:r>
+              <w:t>tail -30 之后读 $? —— 管道里 $? 是 tail 的退出码，恒为 0。判据红了也看不见。跟 F11 的区别：F11 是判据自己算错了，F25 是判据没错，错在它的结论没走到读的人眼前</w:t>
+            </w:r>
+          </w:p>
+        </w:tc>
+        <w:tc>
+          <w:tcPr>
+            <w:tcW w:type="dxa" w:w="1728"/>
+          </w:tcPr>
+          <w:p>
+            <w:r>
+              <w:t>凡是靠退出码判红绿的地方，要么 set -o pipefail，要么先落文件再读；材料里凡写出带管道的示例命令，必须同时写清退出码怎么取</w:t>
             </w:r>
           </w:p>
         </w:tc>

--- a/导出_Word/Matbox_开发包标准_V2.0.docx
+++ b/导出_Word/Matbox_开发包标准_V2.0.docx
@@ -2944,6 +2944,56 @@
             <w:r>
               <w:t>凡是靠退出码判红绿的地方，要么 set -o pipefail，要么先落文件再读；材料里凡写出带管道的示例命令，必须同时写清退出码怎么取</w:t>
             </w:r>
+          </w:p>
+        </w:tc>
+      </w:tr>
+      <w:tr>
+        <w:tc>
+          <w:tcPr>
+            <w:tcW w:type="dxa" w:w="1728"/>
+          </w:tcPr>
+          <w:p>
+            <w:r>
+              <w:t>F26</w:t>
+            </w:r>
+          </w:p>
+        </w:tc>
+        <w:tc>
+          <w:tcPr>
+            <w:tcW w:type="dxa" w:w="1728"/>
+          </w:tcPr>
+          <w:p>
+            <w:r>
+              <w:t>把公共说明当成了各自的断言</w:t>
+            </w:r>
+          </w:p>
+        </w:tc>
+        <w:tc>
+          <w:tcPr>
+            <w:tcW w:type="dxa" w:w="1728"/>
+          </w:tcPr>
+          <w:p>
+            <w:r>
+              <w:t>依赖列里 F-OBS-001, F-RELEASE-001, F-APPROVAL-001（…必须调用 F-APPROVAL-001 创建待办…） 三个编号在同一句里，抽取时按「包含这个编号的那一句」去取，三条边就拿到同一段原文 —— APPROVAL 的理由被安到了 OBS 和 RELEASE 头上。89 条边里 14 条（16%）带着不属于自己的理由。 最阴的是它读起来跟真的一样：通顺、具体、还带日期</w:t>
+            </w:r>
+          </w:p>
+        </w:tc>
+        <w:tc>
+          <w:tcPr>
+            <w:tcW w:type="dxa" w:w="1728"/>
+          </w:tcPr>
+          <w:p>
+            <w:r>
+              <w:t>每条边各自的断言，必须由提到这条边目标的那半句来填；同一段原文里出现多个依赖编号时，点不到本人就留空标 🔴。空着是缺口，安错了是假话，后者坏得多</w:t>
+            </w:r>
+          </w:p>
+        </w:tc>
+        <w:tc>
+          <w:tcPr>
+            <w:tcW w:type="dxa" w:w="1728"/>
+          </w:tcPr>
+          <w:p>
+            <w:r/>
           </w:p>
         </w:tc>
       </w:tr>
